--- a/metrics paper.docx
+++ b/metrics paper.docx
@@ -5,14 +5,31 @@
     <w:p>
       <w:pPr>
         <w:pStyle w:val="Title"/>
+        <w:jc w:val="center"/>
+        <w:rPr>
+          <w:sz w:val="72"/>
+          <w:szCs w:val="72"/>
+        </w:rPr>
       </w:pPr>
       <w:r>
+        <w:rPr>
+          <w:sz w:val="72"/>
+          <w:szCs w:val="72"/>
+        </w:rPr>
         <w:t>Open Text Metrics Overview</w:t>
       </w:r>
     </w:p>
     <w:p>
-      <w:r>
-        <w:t>By: Sarah Ewing</w:t>
+      <w:pPr>
+        <w:jc w:val="center"/>
+      </w:pPr>
+      <w:proofErr w:type="gramStart"/>
+      <w:r>
+        <w:t>By</w:t>
+      </w:r>
+      <w:proofErr w:type="gramEnd"/>
+      <w:r>
+        <w:t>: Sarah Ewing</w:t>
       </w:r>
     </w:p>
     <w:p>
@@ -20,7 +37,192 @@
         <w:pStyle w:val="Heading1"/>
       </w:pPr>
       <w:r>
-        <w:t>Methods:</w:t>
+        <w:t>Abstract</w:t>
+      </w:r>
+    </w:p>
+    <w:p>
+      <w:pPr>
+        <w:rPr>
+          <w:rFonts w:asciiTheme="majorHAnsi" w:eastAsiaTheme="majorEastAsia" w:hAnsiTheme="majorHAnsi" w:cstheme="majorBidi"/>
+          <w:color w:val="0F4761" w:themeColor="accent1" w:themeShade="BF"/>
+          <w:sz w:val="40"/>
+          <w:szCs w:val="40"/>
+        </w:rPr>
+      </w:pPr>
+      <w:r>
+        <w:t>We</w:t>
+      </w:r>
+      <w:r>
+        <w:t xml:space="preserve"> </w:t>
+      </w:r>
+      <w:r>
+        <w:t>investigate</w:t>
+      </w:r>
+      <w:r>
+        <w:t xml:space="preserve"> the impact of data quality filtering on various open text metrics within a large dataset </w:t>
+      </w:r>
+      <w:r>
+        <w:t xml:space="preserve">(1.9 million) </w:t>
+      </w:r>
+      <w:r>
+        <w:t xml:space="preserve">of </w:t>
+      </w:r>
+      <w:r>
+        <w:t>context-</w:t>
+      </w:r>
+      <w:r>
+        <w:t xml:space="preserve">question-answer generated from </w:t>
+      </w:r>
+      <w:r>
+        <w:t xml:space="preserve">Arizona State University (ASU) </w:t>
+      </w:r>
+      <w:r>
+        <w:t>web</w:t>
+      </w:r>
+      <w:r>
+        <w:t>site</w:t>
+      </w:r>
+      <w:r>
+        <w:t xml:space="preserve"> data. Given the subjective nature of "good" and "bad" answers and the impracticality of manual scoring, we analyze how </w:t>
+      </w:r>
+      <w:r>
+        <w:t>applying a threshold to</w:t>
+      </w:r>
+      <w:r>
+        <w:t xml:space="preserve"> the bottom </w:t>
+      </w:r>
+      <w:r>
+        <w:t>50</w:t>
+      </w:r>
+      <w:r>
+        <w:t>% of data, as defined by different metrics (</w:t>
+      </w:r>
+      <w:r>
+        <w:t>similarity</w:t>
+      </w:r>
+      <w:r>
+        <w:t xml:space="preserve"> score</w:t>
+      </w:r>
+      <w:r>
+        <w:t>, bleu, Cosine</w:t>
+      </w:r>
+      <w:r>
+        <w:t xml:space="preserve"> similarity</w:t>
+      </w:r>
+      <w:r>
+        <w:t>, BURT</w:t>
+      </w:r>
+      <w:r>
+        <w:t xml:space="preserve"> similarity</w:t>
+      </w:r>
+      <w:r>
+        <w:t xml:space="preserve">, </w:t>
+      </w:r>
+      <w:r>
+        <w:t xml:space="preserve">character </w:t>
+      </w:r>
+      <w:r>
+        <w:t>F</w:t>
+      </w:r>
+      <w:r>
+        <w:t xml:space="preserve">-score, </w:t>
+      </w:r>
+      <w:r>
+        <w:t>rouge</w:t>
+      </w:r>
+      <w:r>
+        <w:t xml:space="preserve"> </w:t>
+      </w:r>
+      <w:r>
+        <w:t>1, rouge</w:t>
+      </w:r>
+      <w:r>
+        <w:t xml:space="preserve"> </w:t>
+      </w:r>
+      <w:r>
+        <w:t xml:space="preserve">2, </w:t>
+      </w:r>
+      <w:proofErr w:type="spellStart"/>
+      <w:r>
+        <w:t>rougeL</w:t>
+      </w:r>
+      <w:proofErr w:type="spellEnd"/>
+      <w:r>
+        <w:t xml:space="preserve">), </w:t>
+      </w:r>
+      <w:r>
+        <w:t>impacts</w:t>
+      </w:r>
+      <w:r>
+        <w:t xml:space="preserve"> the minimum and median values of </w:t>
+      </w:r>
+      <w:r>
+        <w:t>metrics</w:t>
+      </w:r>
+      <w:r>
+        <w:t xml:space="preserve">. The analysis reveals that different metrics exhibit varying sensitivities to these cutoffs. F-Score Similarity demonstrates the greatest impact on minimum values, while Rouge 2 </w:t>
+      </w:r>
+      <w:proofErr w:type="gramStart"/>
+      <w:r>
+        <w:t>shows</w:t>
+      </w:r>
+      <w:proofErr w:type="gramEnd"/>
+      <w:r>
+        <w:t xml:space="preserve"> the largest impact on median values. NLTK Bleu and Sacre Bleu display erratic behavior, potentially due to their </w:t>
+      </w:r>
+      <w:r>
+        <w:t xml:space="preserve">deeply </w:t>
+      </w:r>
+      <w:r>
+        <w:t>skewed distributions. The findings inform the selection of a robust "North Star" metric for future data filtering, balancing the need to remove low-quality data with the preservation of overall data integrity.</w:t>
+      </w:r>
+      <w:r>
+        <w:t xml:space="preserve"> </w:t>
+      </w:r>
+    </w:p>
+    <w:p>
+      <w:pPr>
+        <w:pStyle w:val="Heading1"/>
+      </w:pPr>
+      <w:r>
+        <w:t>Goal</w:t>
+      </w:r>
+    </w:p>
+    <w:p>
+      <w:r>
+        <w:t>Selection of a metric for</w:t>
+      </w:r>
+      <w:r>
+        <w:t xml:space="preserve"> filtering lower-quality data, as defined by various open text metrics,</w:t>
+      </w:r>
+      <w:r>
+        <w:t xml:space="preserve"> and the resulting</w:t>
+      </w:r>
+      <w:r>
+        <w:t xml:space="preserve"> impact</w:t>
+      </w:r>
+      <w:r>
+        <w:t xml:space="preserve"> on</w:t>
+      </w:r>
+      <w:r>
+        <w:t xml:space="preserve"> the remaining distribution</w:t>
+      </w:r>
+      <w:r>
+        <w:t>s</w:t>
+      </w:r>
+      <w:r>
+        <w:t>. The goal is to inform the selection of a robust metric for future data filtering</w:t>
+      </w:r>
+      <w:r>
+        <w:t xml:space="preserve"> and a generation of a ground truth dataset that can be utilized in training models.</w:t>
+      </w:r>
+    </w:p>
+    <w:p>
+      <w:pPr>
+        <w:pStyle w:val="Heading1"/>
+      </w:pPr>
+      <w:r>
+        <w:t>Methods</w:t>
       </w:r>
     </w:p>
     <w:p>
@@ -28,7 +230,7 @@
         <w:pStyle w:val="Heading2"/>
       </w:pPr>
       <w:r>
-        <w:t>Data:</w:t>
+        <w:t>Data</w:t>
       </w:r>
     </w:p>
     <w:p>
@@ -63,7 +265,21 @@
         </w:numPr>
       </w:pPr>
       <w:r>
-        <w:t xml:space="preserve">Each webpage was broken into 500-word increments (contexts). </w:t>
+        <w:t>Each webpage was broken into 500-word increments (contexts)</w:t>
+      </w:r>
+      <w:r>
+        <w:t xml:space="preserve"> with a </w:t>
+      </w:r>
+      <w:proofErr w:type="gramStart"/>
+      <w:r>
+        <w:t>20 word</w:t>
+      </w:r>
+      <w:proofErr w:type="gramEnd"/>
+      <w:r>
+        <w:t xml:space="preserve"> overlap</w:t>
+      </w:r>
+      <w:r>
+        <w:t xml:space="preserve">. </w:t>
       </w:r>
     </w:p>
     <w:p>
@@ -92,11 +308,153 @@
     </w:p>
     <w:p>
       <w:r>
-        <w:t>Therefore each 500 word increment of a webpage has 9 context-question-answer pairs.</w:t>
+        <w:lastRenderedPageBreak/>
+        <w:t xml:space="preserve">Therefore each </w:t>
+      </w:r>
+      <w:proofErr w:type="gramStart"/>
+      <w:r>
+        <w:t>500 word</w:t>
+      </w:r>
+      <w:proofErr w:type="gramEnd"/>
+      <w:r>
+        <w:t xml:space="preserve"> increment of a webpage has 9 context-question-answer pairs.</w:t>
       </w:r>
     </w:p>
     <w:p>
-      <w:r>
+      <w:pPr>
+        <w:jc w:val="center"/>
+        <w:rPr>
+          <w:rStyle w:val="Figure"/>
+        </w:rPr>
+      </w:pPr>
+      <w:r>
+        <w:rPr>
+          <w:rStyle w:val="Figure"/>
+        </w:rPr>
+        <w:t>Figure 1: Distribution of the original ASU webpage word count, which is heavily skewed.</w:t>
+      </w:r>
+    </w:p>
+    <w:p>
+      <w:pPr>
+        <w:jc w:val="center"/>
+      </w:pPr>
+      <w:r>
+        <w:drawing>
+          <wp:inline distT="0" distB="0" distL="0" distR="0" wp14:anchorId="0B1F17F5" wp14:editId="4FD123EE">
+            <wp:extent cx="4244196" cy="3464807"/>
+            <wp:effectExtent l="0" t="0" r="4445" b="2540"/>
+            <wp:docPr id="2045254365" name="Picture 1" descr="A graph with numbers and a bar graph&#10;&#10;AI-generated content may be incorrect."/>
+            <wp:cNvGraphicFramePr>
+              <a:graphicFrameLocks xmlns:a="http://schemas.openxmlformats.org/drawingml/2006/main" noChangeAspect="1"/>
+            </wp:cNvGraphicFramePr>
+            <a:graphic xmlns:a="http://schemas.openxmlformats.org/drawingml/2006/main">
+              <a:graphicData uri="http://schemas.openxmlformats.org/drawingml/2006/picture">
+                <pic:pic xmlns:pic="http://schemas.openxmlformats.org/drawingml/2006/picture">
+                  <pic:nvPicPr>
+                    <pic:cNvPr id="2045254365" name="Picture 1" descr="A graph with numbers and a bar graph&#10;&#10;AI-generated content may be incorrect."/>
+                    <pic:cNvPicPr/>
+                  </pic:nvPicPr>
+                  <pic:blipFill>
+                    <a:blip r:embed="rId5"/>
+                    <a:stretch>
+                      <a:fillRect/>
+                    </a:stretch>
+                  </pic:blipFill>
+                  <pic:spPr>
+                    <a:xfrm>
+                      <a:off x="0" y="0"/>
+                      <a:ext cx="4254629" cy="3473324"/>
+                    </a:xfrm>
+                    <a:prstGeom prst="rect">
+                      <a:avLst/>
+                    </a:prstGeom>
+                  </pic:spPr>
+                </pic:pic>
+              </a:graphicData>
+            </a:graphic>
+          </wp:inline>
+        </w:drawing>
+      </w:r>
+    </w:p>
+    <w:p>
+      <w:pPr>
+        <w:jc w:val="center"/>
+        <w:rPr>
+          <w:rStyle w:val="Figure"/>
+        </w:rPr>
+      </w:pPr>
+    </w:p>
+    <w:p>
+      <w:pPr>
+        <w:jc w:val="center"/>
+        <w:rPr>
+          <w:rStyle w:val="Figure"/>
+        </w:rPr>
+      </w:pPr>
+      <w:r>
+        <w:rPr>
+          <w:rStyle w:val="Figure"/>
+        </w:rPr>
+        <w:t xml:space="preserve">Figure 2: Chunked word count for ASU webpages, in a </w:t>
+      </w:r>
+      <w:r>
+        <w:rPr>
+          <w:rStyle w:val="Figure"/>
+        </w:rPr>
+        <w:t>skewed</w:t>
+      </w:r>
+      <w:r>
+        <w:rPr>
+          <w:rStyle w:val="Figure"/>
+        </w:rPr>
+        <w:t xml:space="preserve"> distribution.</w:t>
+      </w:r>
+    </w:p>
+    <w:p>
+      <w:pPr>
+        <w:jc w:val="center"/>
+      </w:pPr>
+      <w:r>
+        <w:drawing>
+          <wp:inline distT="0" distB="0" distL="0" distR="0" wp14:anchorId="74514467" wp14:editId="7314FE61">
+            <wp:extent cx="4295955" cy="3417776"/>
+            <wp:effectExtent l="0" t="0" r="0" b="0"/>
+            <wp:docPr id="328227771" name="Picture 1" descr="A graph with numbers and a red line"/>
+            <wp:cNvGraphicFramePr>
+              <a:graphicFrameLocks xmlns:a="http://schemas.openxmlformats.org/drawingml/2006/main" noChangeAspect="1"/>
+            </wp:cNvGraphicFramePr>
+            <a:graphic xmlns:a="http://schemas.openxmlformats.org/drawingml/2006/main">
+              <a:graphicData uri="http://schemas.openxmlformats.org/drawingml/2006/picture">
+                <pic:pic xmlns:pic="http://schemas.openxmlformats.org/drawingml/2006/picture">
+                  <pic:nvPicPr>
+                    <pic:cNvPr id="328227771" name="Picture 1" descr="A graph with numbers and a red line"/>
+                    <pic:cNvPicPr/>
+                  </pic:nvPicPr>
+                  <pic:blipFill>
+                    <a:blip r:embed="rId6"/>
+                    <a:stretch>
+                      <a:fillRect/>
+                    </a:stretch>
+                  </pic:blipFill>
+                  <pic:spPr>
+                    <a:xfrm>
+                      <a:off x="0" y="0"/>
+                      <a:ext cx="4301276" cy="3422009"/>
+                    </a:xfrm>
+                    <a:prstGeom prst="rect">
+                      <a:avLst/>
+                    </a:prstGeom>
+                  </pic:spPr>
+                </pic:pic>
+              </a:graphicData>
+            </a:graphic>
+          </wp:inline>
+        </w:drawing>
+      </w:r>
+    </w:p>
+    <w:p>
+      <w:r>
+        <w:lastRenderedPageBreak/>
         <w:t>Each question and answer generated are not equally “good.” While defining what is a “good” answer vs a “bad” answer is very subjective and therefore changes based upon the individual. As well as I do not believe any individual wants to read 1.9 million questions, answer pairs and score them.  As such looking at the impact of different cutoffs around several metrics (to pick the “best” metric</w:t>
       </w:r>
       <w:r>
@@ -121,13 +479,26 @@
         <w:t xml:space="preserve"> </w:t>
       </w:r>
       <w:r>
-        <w:t>bleu, sacrebleu</w:t>
-      </w:r>
+        <w:t xml:space="preserve">bleu, </w:t>
+      </w:r>
+      <w:proofErr w:type="spellStart"/>
+      <w:r>
+        <w:t>sacrebleu</w:t>
+      </w:r>
+      <w:proofErr w:type="spellEnd"/>
       <w:r>
         <w:t xml:space="preserve"> </w:t>
       </w:r>
       <w:r>
-        <w:t>bleu, Cosine, sBURT, FSCORE</w:t>
+        <w:t xml:space="preserve">bleu, Cosine, </w:t>
+      </w:r>
+      <w:proofErr w:type="spellStart"/>
+      <w:r>
+        <w:t>sBURT</w:t>
+      </w:r>
+      <w:proofErr w:type="spellEnd"/>
+      <w:r>
+        <w:t>, FSCORE</w:t>
       </w:r>
       <w:r>
         <w:t xml:space="preserve"> </w:t>
@@ -139,8 +510,21 @@
         <w:t>1</w:t>
       </w:r>
       <w:r>
-        <w:t>, rouge2, rougeL, rougeLsum</w:t>
-      </w:r>
+        <w:t xml:space="preserve">, rouge2, </w:t>
+      </w:r>
+      <w:proofErr w:type="spellStart"/>
+      <w:r>
+        <w:t>rougeL</w:t>
+      </w:r>
+      <w:proofErr w:type="spellEnd"/>
+      <w:r>
+        <w:t xml:space="preserve">, </w:t>
+      </w:r>
+      <w:proofErr w:type="spellStart"/>
+      <w:r>
+        <w:t>rougeLsum</w:t>
+      </w:r>
+      <w:proofErr w:type="spellEnd"/>
       <w:r>
         <w:t xml:space="preserve">) </w:t>
       </w:r>
@@ -153,7 +537,7 @@
         <w:pStyle w:val="Heading2"/>
       </w:pPr>
       <w:r>
-        <w:t>Definitions:</w:t>
+        <w:t>Definitions</w:t>
       </w:r>
     </w:p>
     <w:p>
@@ -162,23 +546,140 @@
           <w:b/>
           <w:bCs/>
         </w:rPr>
-        <w:t>Similarity Score (fuzzywuzzy):</w:t>
-      </w:r>
-      <w:r>
-        <w:t xml:space="preserve"> This metric is calculated using the fuzzywuzzy library, specifically the fuzz.partial_ratio function. partial_ratio finds the largest matching subsequence and computes the ratio of its length to the length of the shorter string. This makes it useful for cases where the strings might have different lengths or contain extra information. The score ranges from 0 to 100, with higher scores indicating a greater degree of fuzzy similarity between the response and the context.</w:t>
+        <w:t>Similarity Score (</w:t>
+      </w:r>
+      <w:proofErr w:type="spellStart"/>
+      <w:r>
+        <w:rPr>
+          <w:b/>
+          <w:bCs/>
+        </w:rPr>
+        <w:t>fuzzywuzzy</w:t>
+      </w:r>
+      <w:proofErr w:type="spellEnd"/>
+      <w:r>
+        <w:rPr>
+          <w:b/>
+          <w:bCs/>
+        </w:rPr>
+        <w:t>):</w:t>
+      </w:r>
+      <w:r>
+        <w:t xml:space="preserve"> This metric is calculated using the </w:t>
+      </w:r>
+      <w:proofErr w:type="spellStart"/>
+      <w:r>
+        <w:t>fuzzywuzzy</w:t>
+      </w:r>
+      <w:proofErr w:type="spellEnd"/>
+      <w:r>
+        <w:t xml:space="preserve"> library, specifically the </w:t>
+      </w:r>
+      <w:proofErr w:type="spellStart"/>
+      <w:proofErr w:type="gramStart"/>
+      <w:r>
+        <w:t>fuzz.partial</w:t>
+      </w:r>
+      <w:proofErr w:type="gramEnd"/>
+      <w:r>
+        <w:t>_ratio</w:t>
+      </w:r>
+      <w:proofErr w:type="spellEnd"/>
+      <w:r>
+        <w:t xml:space="preserve"> function. </w:t>
+      </w:r>
+      <w:proofErr w:type="spellStart"/>
+      <w:r>
+        <w:t>partial_ratio</w:t>
+      </w:r>
+      <w:proofErr w:type="spellEnd"/>
+      <w:r>
+        <w:t xml:space="preserve"> finds the largest matching subsequence and computes the ratio of its length to the length of the shorter string. This makes it useful for cases where the strings might have different lengths or contain extra information. The score ranges from 0 to 100, with higher scores indicating a greater degree of fuzzy similarity between the response and the context.</w:t>
       </w:r>
     </w:p>
     <w:p>
-      <w:r>
+      <w:pPr>
+        <w:jc w:val="center"/>
+        <w:rPr>
+          <w:rStyle w:val="Figure"/>
+        </w:rPr>
+      </w:pPr>
+      <w:r>
+        <w:rPr>
+          <w:rStyle w:val="Figure"/>
+        </w:rPr>
+        <w:t>Figure 3: Distribution of similarity score (</w:t>
+      </w:r>
+      <w:proofErr w:type="spellStart"/>
+      <w:r>
+        <w:rPr>
+          <w:rStyle w:val="Figure"/>
+        </w:rPr>
+        <w:t>fuzzywuzzy</w:t>
+      </w:r>
+      <w:proofErr w:type="spellEnd"/>
+      <w:r>
+        <w:rPr>
+          <w:rStyle w:val="Figure"/>
+        </w:rPr>
+        <w:t>) on 1.9 million records of context-question-answer</w:t>
+      </w:r>
+      <w:r>
+        <w:rPr>
+          <w:rStyle w:val="Figure"/>
+        </w:rPr>
+        <w:t>, appears to be normally distributed.</w:t>
+      </w:r>
+    </w:p>
+    <w:p>
+      <w:pPr>
+        <w:jc w:val="center"/>
+      </w:pPr>
+      <w:r>
+        <w:drawing>
+          <wp:inline distT="0" distB="0" distL="0" distR="0" wp14:anchorId="425CBACF" wp14:editId="23D3779B">
+            <wp:extent cx="4588654" cy="3431516"/>
+            <wp:effectExtent l="0" t="0" r="2540" b="0"/>
+            <wp:docPr id="783476801" name="Picture 1" descr="A graph with a bar graph&#10;&#10;AI-generated content may be incorrect."/>
+            <wp:cNvGraphicFramePr>
+              <a:graphicFrameLocks xmlns:a="http://schemas.openxmlformats.org/drawingml/2006/main" noChangeAspect="1"/>
+            </wp:cNvGraphicFramePr>
+            <a:graphic xmlns:a="http://schemas.openxmlformats.org/drawingml/2006/main">
+              <a:graphicData uri="http://schemas.openxmlformats.org/drawingml/2006/picture">
+                <pic:pic xmlns:pic="http://schemas.openxmlformats.org/drawingml/2006/picture">
+                  <pic:nvPicPr>
+                    <pic:cNvPr id="783476801" name="Picture 1" descr="A graph with a bar graph&#10;&#10;AI-generated content may be incorrect."/>
+                    <pic:cNvPicPr/>
+                  </pic:nvPicPr>
+                  <pic:blipFill>
+                    <a:blip r:embed="rId7"/>
+                    <a:stretch>
+                      <a:fillRect/>
+                    </a:stretch>
+                  </pic:blipFill>
+                  <pic:spPr>
+                    <a:xfrm>
+                      <a:off x="0" y="0"/>
+                      <a:ext cx="4598066" cy="3438554"/>
+                    </a:xfrm>
+                    <a:prstGeom prst="rect">
+                      <a:avLst/>
+                    </a:prstGeom>
+                  </pic:spPr>
+                </pic:pic>
+              </a:graphicData>
+            </a:graphic>
+          </wp:inline>
+        </w:drawing>
+      </w:r>
+    </w:p>
+    <w:p>
+      <w:pPr>
         <w:rPr>
           <w:b/>
           <w:bCs/>
         </w:rPr>
-        <w:t>ROUGE-1:</w:t>
-      </w:r>
-      <w:r>
-        <w:t xml:space="preserve"> Measures how many individual words (unigrams) are shared between a generated summary and a reference summary. A higher score means more words are shared.</w:t>
-      </w:r>
+      </w:pPr>
     </w:p>
     <w:p>
       <w:r>
@@ -187,22 +688,119 @@
           <w:bCs/>
         </w:rPr>
         <w:lastRenderedPageBreak/>
-        <w:t>ROUGE-2:</w:t>
-      </w:r>
-      <w:r>
-        <w:t xml:space="preserve"> Measures how many pairs of consecutive words (bigrams) are shared between a generated summary and a reference summary. A higher score means more consecutive word pairs are shared.</w:t>
+        <w:t>ROUGE-1:</w:t>
+      </w:r>
+      <w:r>
+        <w:t xml:space="preserve"> Measures how many individual words (unigrams) are shared between a generated summary and a reference summary. A higher score means more words are shared.</w:t>
       </w:r>
     </w:p>
     <w:p>
-      <w:r>
+      <w:pPr>
+        <w:jc w:val="center"/>
+        <w:rPr>
+          <w:rStyle w:val="Figure"/>
+        </w:rPr>
+      </w:pPr>
+      <w:r>
+        <w:rPr>
+          <w:rStyle w:val="Figure"/>
+        </w:rPr>
+        <w:t>Figure 4</w:t>
+      </w:r>
+      <w:proofErr w:type="gramStart"/>
+      <w:r>
+        <w:rPr>
+          <w:rStyle w:val="Figure"/>
+        </w:rPr>
+        <w:t>:</w:t>
+      </w:r>
+      <w:r>
+        <w:rPr>
+          <w:rStyle w:val="Heading1Char"/>
+        </w:rPr>
+        <w:t xml:space="preserve"> </w:t>
+      </w:r>
+      <w:r>
+        <w:rPr>
+          <w:rStyle w:val="Figure"/>
+        </w:rPr>
+        <w:t>:</w:t>
+      </w:r>
+      <w:proofErr w:type="gramEnd"/>
+      <w:r>
+        <w:rPr>
+          <w:rStyle w:val="Figure"/>
+        </w:rPr>
+        <w:t xml:space="preserve"> Distribution of </w:t>
+      </w:r>
+      <w:r>
+        <w:rPr>
+          <w:rStyle w:val="Figure"/>
+        </w:rPr>
+        <w:t>rogue 1</w:t>
+      </w:r>
+      <w:r>
+        <w:rPr>
+          <w:rStyle w:val="Figure"/>
+        </w:rPr>
+        <w:t xml:space="preserve"> on 1.9 million records of context-question-answer</w:t>
+      </w:r>
+    </w:p>
+    <w:p>
+      <w:pPr>
+        <w:jc w:val="center"/>
+      </w:pPr>
+      <w:r>
+        <w:drawing>
+          <wp:inline distT="0" distB="0" distL="0" distR="0" wp14:anchorId="22FC0E15" wp14:editId="4FA1C9A7">
+            <wp:extent cx="4566250" cy="3424687"/>
+            <wp:effectExtent l="0" t="0" r="6350" b="4445"/>
+            <wp:docPr id="1719916560" name="Picture 1" descr="A graph with a bar graph and text&#10;&#10;AI-generated content may be incorrect."/>
+            <wp:cNvGraphicFramePr>
+              <a:graphicFrameLocks xmlns:a="http://schemas.openxmlformats.org/drawingml/2006/main" noChangeAspect="1"/>
+            </wp:cNvGraphicFramePr>
+            <a:graphic xmlns:a="http://schemas.openxmlformats.org/drawingml/2006/main">
+              <a:graphicData uri="http://schemas.openxmlformats.org/drawingml/2006/picture">
+                <pic:pic xmlns:pic="http://schemas.openxmlformats.org/drawingml/2006/picture">
+                  <pic:nvPicPr>
+                    <pic:cNvPr id="1719916560" name="Picture 1" descr="A graph with a bar graph and text&#10;&#10;AI-generated content may be incorrect."/>
+                    <pic:cNvPicPr/>
+                  </pic:nvPicPr>
+                  <pic:blipFill>
+                    <a:blip r:embed="rId8"/>
+                    <a:stretch>
+                      <a:fillRect/>
+                    </a:stretch>
+                  </pic:blipFill>
+                  <pic:spPr>
+                    <a:xfrm>
+                      <a:off x="0" y="0"/>
+                      <a:ext cx="4571753" cy="3428814"/>
+                    </a:xfrm>
+                    <a:prstGeom prst="rect">
+                      <a:avLst/>
+                    </a:prstGeom>
+                  </pic:spPr>
+                </pic:pic>
+              </a:graphicData>
+            </a:graphic>
+          </wp:inline>
+        </w:drawing>
+      </w:r>
+    </w:p>
+    <w:p>
+      <w:pPr>
         <w:rPr>
           <w:b/>
           <w:bCs/>
         </w:rPr>
-        <w:t>ROUGE-L:</w:t>
-      </w:r>
-      <w:r>
-        <w:t xml:space="preserve"> Measures the longest sequence of words that appear in both the generated summary and the reference summary. A higher score means the longest common sequence is longer.</w:t>
+      </w:pPr>
+      <w:r>
+        <w:rPr>
+          <w:b/>
+          <w:bCs/>
+        </w:rPr>
+        <w:br w:type="page"/>
       </w:r>
     </w:p>
     <w:p>
@@ -211,22 +809,130 @@
           <w:b/>
           <w:bCs/>
         </w:rPr>
-        <w:t>ROUGE-Lsum:</w:t>
-      </w:r>
-      <w:r>
-        <w:t xml:space="preserve"> Similar to ROUGE-L, but it calculates the longest common word sequences for each sentence and then averages the results. This is useful for tasks where sentence-level similarity is important. A higher score means more sentence-level similarity.</w:t>
+        <w:lastRenderedPageBreak/>
+        <w:t>ROUGE-2:</w:t>
+      </w:r>
+      <w:r>
+        <w:t xml:space="preserve"> Measures how many pairs of consecutive words (bigrams) are shared between a generated summary and a reference summary. A higher score means more consecutive word pairs are shared.</w:t>
       </w:r>
     </w:p>
     <w:p>
-      <w:r>
+      <w:pPr>
+        <w:jc w:val="center"/>
+        <w:rPr>
+          <w:i/>
+          <w:sz w:val="16"/>
+        </w:rPr>
+      </w:pPr>
+      <w:r>
+        <w:rPr>
+          <w:rStyle w:val="Figure"/>
+        </w:rPr>
+        <w:t xml:space="preserve">Figure </w:t>
+      </w:r>
+      <w:r>
+        <w:rPr>
+          <w:rStyle w:val="Figure"/>
+        </w:rPr>
+        <w:t>5</w:t>
+      </w:r>
+      <w:proofErr w:type="gramStart"/>
+      <w:r>
+        <w:rPr>
+          <w:rStyle w:val="Figure"/>
+        </w:rPr>
+        <w:t>:</w:t>
+      </w:r>
+      <w:r>
+        <w:rPr>
+          <w:rStyle w:val="Heading1Char"/>
+        </w:rPr>
+        <w:t xml:space="preserve"> </w:t>
+      </w:r>
+      <w:r>
+        <w:rPr>
+          <w:rStyle w:val="Figure"/>
+        </w:rPr>
+        <w:t>:</w:t>
+      </w:r>
+      <w:proofErr w:type="gramEnd"/>
+      <w:r>
+        <w:rPr>
+          <w:rStyle w:val="Figure"/>
+        </w:rPr>
+        <w:t xml:space="preserve"> Distribution of </w:t>
+      </w:r>
+      <w:r>
+        <w:rPr>
+          <w:rStyle w:val="Figure"/>
+        </w:rPr>
+        <w:t>rogue</w:t>
+      </w:r>
+      <w:r>
+        <w:rPr>
+          <w:rStyle w:val="Figure"/>
+        </w:rPr>
+        <w:t xml:space="preserve"> 2</w:t>
+      </w:r>
+      <w:r>
+        <w:rPr>
+          <w:rStyle w:val="Figure"/>
+        </w:rPr>
+        <w:t xml:space="preserve"> on 1.9 million records of context-question-answer</w:t>
+      </w:r>
+    </w:p>
+    <w:p>
+      <w:r>
+        <w:drawing>
+          <wp:inline distT="0" distB="0" distL="0" distR="0" wp14:anchorId="14762F2D" wp14:editId="365DFCE1">
+            <wp:extent cx="5229955" cy="4124901"/>
+            <wp:effectExtent l="0" t="0" r="8890" b="9525"/>
+            <wp:docPr id="792167123" name="Picture 1" descr="A graph with a bar graph&#10;&#10;AI-generated content may be incorrect."/>
+            <wp:cNvGraphicFramePr>
+              <a:graphicFrameLocks xmlns:a="http://schemas.openxmlformats.org/drawingml/2006/main" noChangeAspect="1"/>
+            </wp:cNvGraphicFramePr>
+            <a:graphic xmlns:a="http://schemas.openxmlformats.org/drawingml/2006/main">
+              <a:graphicData uri="http://schemas.openxmlformats.org/drawingml/2006/picture">
+                <pic:pic xmlns:pic="http://schemas.openxmlformats.org/drawingml/2006/picture">
+                  <pic:nvPicPr>
+                    <pic:cNvPr id="792167123" name="Picture 1" descr="A graph with a bar graph&#10;&#10;AI-generated content may be incorrect."/>
+                    <pic:cNvPicPr/>
+                  </pic:nvPicPr>
+                  <pic:blipFill>
+                    <a:blip r:embed="rId9"/>
+                    <a:stretch>
+                      <a:fillRect/>
+                    </a:stretch>
+                  </pic:blipFill>
+                  <pic:spPr>
+                    <a:xfrm>
+                      <a:off x="0" y="0"/>
+                      <a:ext cx="5229955" cy="4124901"/>
+                    </a:xfrm>
+                    <a:prstGeom prst="rect">
+                      <a:avLst/>
+                    </a:prstGeom>
+                  </pic:spPr>
+                </pic:pic>
+              </a:graphicData>
+            </a:graphic>
+          </wp:inline>
+        </w:drawing>
+      </w:r>
+    </w:p>
+    <w:p>
+      <w:pPr>
         <w:rPr>
           <w:b/>
           <w:bCs/>
         </w:rPr>
-        <w:t>BLEU (Bilingual Evaluation Understudy):</w:t>
-      </w:r>
-      <w:r>
-        <w:t xml:space="preserve"> Measures the similarity of a machine-translated text to one or more reference translations by counting matching word sequences. A higher score indicates better translation quality.</w:t>
+      </w:pPr>
+      <w:r>
+        <w:rPr>
+          <w:b/>
+          <w:bCs/>
+        </w:rPr>
+        <w:br w:type="page"/>
       </w:r>
     </w:p>
     <w:p>
@@ -235,22 +941,130 @@
           <w:b/>
           <w:bCs/>
         </w:rPr>
-        <w:t>CHRF (Character n-gram F-score):</w:t>
-      </w:r>
-      <w:r>
-        <w:t xml:space="preserve"> Measures the similarity between a generated text and a reference text by looking at the overlap of character sequences. A higher score indicates greater similarity.</w:t>
+        <w:lastRenderedPageBreak/>
+        <w:t>ROUGE-L:</w:t>
+      </w:r>
+      <w:r>
+        <w:t xml:space="preserve"> Measures the longest sequence of words that appear in both the generated summary and the reference summary. A higher score means the longest common sequence is longer.</w:t>
       </w:r>
     </w:p>
     <w:p>
-      <w:r>
+      <w:pPr>
+        <w:jc w:val="center"/>
+        <w:rPr>
+          <w:i/>
+          <w:sz w:val="16"/>
+        </w:rPr>
+      </w:pPr>
+      <w:r>
+        <w:rPr>
+          <w:rStyle w:val="Figure"/>
+        </w:rPr>
+        <w:t xml:space="preserve">Figure </w:t>
+      </w:r>
+      <w:r>
+        <w:rPr>
+          <w:rStyle w:val="Figure"/>
+        </w:rPr>
+        <w:t>6</w:t>
+      </w:r>
+      <w:proofErr w:type="gramStart"/>
+      <w:r>
+        <w:rPr>
+          <w:rStyle w:val="Figure"/>
+        </w:rPr>
+        <w:t>:</w:t>
+      </w:r>
+      <w:r>
+        <w:rPr>
+          <w:rStyle w:val="Heading1Char"/>
+        </w:rPr>
+        <w:t xml:space="preserve"> </w:t>
+      </w:r>
+      <w:r>
+        <w:rPr>
+          <w:rStyle w:val="Figure"/>
+        </w:rPr>
+        <w:t>:</w:t>
+      </w:r>
+      <w:proofErr w:type="gramEnd"/>
+      <w:r>
+        <w:rPr>
+          <w:rStyle w:val="Figure"/>
+        </w:rPr>
+        <w:t xml:space="preserve"> Distribution of </w:t>
+      </w:r>
+      <w:r>
+        <w:rPr>
+          <w:rStyle w:val="Figure"/>
+        </w:rPr>
+        <w:t>rogue</w:t>
+      </w:r>
+      <w:r>
+        <w:rPr>
+          <w:rStyle w:val="Figure"/>
+        </w:rPr>
+        <w:t>-L</w:t>
+      </w:r>
+      <w:r>
+        <w:rPr>
+          <w:rStyle w:val="Figure"/>
+        </w:rPr>
+        <w:t xml:space="preserve"> on 1.9 million records of context-question-answer</w:t>
+      </w:r>
+    </w:p>
+    <w:p>
+      <w:r>
+        <w:drawing>
+          <wp:inline distT="0" distB="0" distL="0" distR="0" wp14:anchorId="6DAB8F83" wp14:editId="42070EF1">
+            <wp:extent cx="5210902" cy="4058216"/>
+            <wp:effectExtent l="0" t="0" r="8890" b="0"/>
+            <wp:docPr id="1012304653" name="Picture 1" descr="A graph of a number of percentiles&#10;&#10;AI-generated content may be incorrect."/>
+            <wp:cNvGraphicFramePr>
+              <a:graphicFrameLocks xmlns:a="http://schemas.openxmlformats.org/drawingml/2006/main" noChangeAspect="1"/>
+            </wp:cNvGraphicFramePr>
+            <a:graphic xmlns:a="http://schemas.openxmlformats.org/drawingml/2006/main">
+              <a:graphicData uri="http://schemas.openxmlformats.org/drawingml/2006/picture">
+                <pic:pic xmlns:pic="http://schemas.openxmlformats.org/drawingml/2006/picture">
+                  <pic:nvPicPr>
+                    <pic:cNvPr id="1012304653" name="Picture 1" descr="A graph of a number of percentiles&#10;&#10;AI-generated content may be incorrect."/>
+                    <pic:cNvPicPr/>
+                  </pic:nvPicPr>
+                  <pic:blipFill>
+                    <a:blip r:embed="rId10"/>
+                    <a:stretch>
+                      <a:fillRect/>
+                    </a:stretch>
+                  </pic:blipFill>
+                  <pic:spPr>
+                    <a:xfrm>
+                      <a:off x="0" y="0"/>
+                      <a:ext cx="5210902" cy="4058216"/>
+                    </a:xfrm>
+                    <a:prstGeom prst="rect">
+                      <a:avLst/>
+                    </a:prstGeom>
+                  </pic:spPr>
+                </pic:pic>
+              </a:graphicData>
+            </a:graphic>
+          </wp:inline>
+        </w:drawing>
+      </w:r>
+    </w:p>
+    <w:p>
+      <w:pPr>
         <w:rPr>
           <w:b/>
           <w:bCs/>
         </w:rPr>
-        <w:t>TF-IDF Cosine Similarity:</w:t>
-      </w:r>
-      <w:r>
-        <w:t xml:space="preserve"> Measures the similarity between two texts by comparing the cosine of their TF-IDF vector representations. TF-IDF weighs words by their frequency in the document and across all documents. A higher score (closer to 1) indicates greater similarity.</w:t>
+      </w:pPr>
+      <w:r>
+        <w:rPr>
+          <w:b/>
+          <w:bCs/>
+        </w:rPr>
+        <w:br w:type="page"/>
       </w:r>
     </w:p>
     <w:p>
@@ -259,27 +1073,985 @@
           <w:b/>
           <w:bCs/>
         </w:rPr>
-        <w:t>NLTK BLEU:</w:t>
-      </w:r>
-      <w:r>
-        <w:t xml:space="preserve"> The BLEU score calculation as implemented in the NLTK library. Measures the similarity of a generated text to one or more reference translations. A higher score indicates better translation quality</w:t>
+        <w:lastRenderedPageBreak/>
+        <w:t>ROUGE-</w:t>
+      </w:r>
+      <w:proofErr w:type="spellStart"/>
+      <w:r>
+        <w:rPr>
+          <w:b/>
+          <w:bCs/>
+        </w:rPr>
+        <w:t>Lsum</w:t>
+      </w:r>
+      <w:proofErr w:type="spellEnd"/>
+      <w:r>
+        <w:rPr>
+          <w:b/>
+          <w:bCs/>
+        </w:rPr>
+        <w:t>:</w:t>
+      </w:r>
+      <w:r>
+        <w:t xml:space="preserve"> </w:t>
+      </w:r>
+      <w:proofErr w:type="gramStart"/>
+      <w:r>
+        <w:t>Similar to</w:t>
+      </w:r>
+      <w:proofErr w:type="gramEnd"/>
+      <w:r>
+        <w:t xml:space="preserve"> ROUGE-L, but it calculates the longest common word sequences for each sentence and then averages the results. This is useful for tasks where sentence-level similarity is important. A higher score means more sentence-level similarity.</w:t>
       </w:r>
     </w:p>
     <w:p>
-      <w:r>
+      <w:pPr>
+        <w:jc w:val="center"/>
+        <w:rPr>
+          <w:i/>
+          <w:sz w:val="16"/>
+        </w:rPr>
+      </w:pPr>
+      <w:r>
+        <w:rPr>
+          <w:rStyle w:val="Figure"/>
+        </w:rPr>
+        <w:t xml:space="preserve">Figure </w:t>
+      </w:r>
+      <w:r>
+        <w:rPr>
+          <w:rStyle w:val="Figure"/>
+        </w:rPr>
+        <w:t>7</w:t>
+      </w:r>
+      <w:proofErr w:type="gramStart"/>
+      <w:r>
+        <w:rPr>
+          <w:rStyle w:val="Figure"/>
+        </w:rPr>
+        <w:t>:</w:t>
+      </w:r>
+      <w:r>
+        <w:rPr>
+          <w:rStyle w:val="Heading1Char"/>
+        </w:rPr>
+        <w:t xml:space="preserve"> </w:t>
+      </w:r>
+      <w:r>
+        <w:rPr>
+          <w:rStyle w:val="Figure"/>
+        </w:rPr>
+        <w:t>:</w:t>
+      </w:r>
+      <w:proofErr w:type="gramEnd"/>
+      <w:r>
+        <w:rPr>
+          <w:rStyle w:val="Figure"/>
+        </w:rPr>
+        <w:t xml:space="preserve"> Distribution of </w:t>
+      </w:r>
+      <w:r>
+        <w:rPr>
+          <w:rStyle w:val="Figure"/>
+        </w:rPr>
+        <w:t>rogue</w:t>
+      </w:r>
+      <w:r>
+        <w:rPr>
+          <w:rStyle w:val="Figure"/>
+        </w:rPr>
+        <w:t>-</w:t>
+      </w:r>
+      <w:proofErr w:type="spellStart"/>
+      <w:r>
+        <w:rPr>
+          <w:rStyle w:val="Figure"/>
+        </w:rPr>
+        <w:t>Lsum</w:t>
+      </w:r>
+      <w:proofErr w:type="spellEnd"/>
+      <w:r>
+        <w:rPr>
+          <w:rStyle w:val="Figure"/>
+        </w:rPr>
+        <w:t xml:space="preserve"> on 1.9 million records of context-question-answer</w:t>
+      </w:r>
+    </w:p>
+    <w:p>
+      <w:r>
+        <w:drawing>
+          <wp:inline distT="0" distB="0" distL="0" distR="0" wp14:anchorId="1DA072E4" wp14:editId="3536AA02">
+            <wp:extent cx="5182323" cy="4105848"/>
+            <wp:effectExtent l="0" t="0" r="0" b="9525"/>
+            <wp:docPr id="2064226216" name="Picture 1" descr="A graph with a number of blue and green lines&#10;&#10;AI-generated content may be incorrect."/>
+            <wp:cNvGraphicFramePr>
+              <a:graphicFrameLocks xmlns:a="http://schemas.openxmlformats.org/drawingml/2006/main" noChangeAspect="1"/>
+            </wp:cNvGraphicFramePr>
+            <a:graphic xmlns:a="http://schemas.openxmlformats.org/drawingml/2006/main">
+              <a:graphicData uri="http://schemas.openxmlformats.org/drawingml/2006/picture">
+                <pic:pic xmlns:pic="http://schemas.openxmlformats.org/drawingml/2006/picture">
+                  <pic:nvPicPr>
+                    <pic:cNvPr id="2064226216" name="Picture 1" descr="A graph with a number of blue and green lines&#10;&#10;AI-generated content may be incorrect."/>
+                    <pic:cNvPicPr/>
+                  </pic:nvPicPr>
+                  <pic:blipFill>
+                    <a:blip r:embed="rId11"/>
+                    <a:stretch>
+                      <a:fillRect/>
+                    </a:stretch>
+                  </pic:blipFill>
+                  <pic:spPr>
+                    <a:xfrm>
+                      <a:off x="0" y="0"/>
+                      <a:ext cx="5182323" cy="4105848"/>
+                    </a:xfrm>
+                    <a:prstGeom prst="rect">
+                      <a:avLst/>
+                    </a:prstGeom>
+                  </pic:spPr>
+                </pic:pic>
+              </a:graphicData>
+            </a:graphic>
+          </wp:inline>
+        </w:drawing>
+      </w:r>
+    </w:p>
+    <w:p>
+      <w:pPr>
         <w:rPr>
           <w:b/>
           <w:bCs/>
         </w:rPr>
-        <w:t>sBERT Similarity:</w:t>
-      </w:r>
-      <w:r>
-        <w:t xml:space="preserve"> Measures the semantic similarity between two texts using sentence-BERT embeddings. The embeddings capture the meaning of the sentences, and cosine similarity measures how close the meanings are. A higher score (closer to 1) indicates greater semantic similarity.</w:t>
+      </w:pPr>
+      <w:r>
+        <w:rPr>
+          <w:b/>
+          <w:bCs/>
+        </w:rPr>
+        <w:br w:type="page"/>
       </w:r>
     </w:p>
     <w:p>
       <w:r>
+        <w:rPr>
+          <w:b/>
+          <w:bCs/>
+        </w:rPr>
+        <w:lastRenderedPageBreak/>
+        <w:t>Bilingual Evaluation Understudy</w:t>
+      </w:r>
+      <w:r>
+        <w:rPr>
+          <w:b/>
+          <w:bCs/>
+        </w:rPr>
+        <w:t xml:space="preserve"> (</w:t>
+      </w:r>
+      <w:r>
+        <w:rPr>
+          <w:b/>
+          <w:bCs/>
+        </w:rPr>
+        <w:t>BLEU</w:t>
+      </w:r>
+      <w:r>
+        <w:rPr>
+          <w:b/>
+          <w:bCs/>
+        </w:rPr>
+        <w:t>)</w:t>
+      </w:r>
+      <w:r>
+        <w:rPr>
+          <w:b/>
+          <w:bCs/>
+        </w:rPr>
+        <w:t>(</w:t>
+      </w:r>
+      <w:proofErr w:type="spellStart"/>
+      <w:r>
+        <w:rPr>
+          <w:b/>
+          <w:bCs/>
+        </w:rPr>
+        <w:t>sacrebleu</w:t>
+      </w:r>
+      <w:proofErr w:type="spellEnd"/>
+      <w:r>
+        <w:rPr>
+          <w:b/>
+          <w:bCs/>
+        </w:rPr>
+        <w:t>)</w:t>
+      </w:r>
+      <w:r>
+        <w:rPr>
+          <w:b/>
+          <w:bCs/>
+        </w:rPr>
+        <w:t>:</w:t>
+      </w:r>
+      <w:r>
+        <w:t xml:space="preserve"> Measures the similarity of a machine-translated text to one or more reference translations by counting matching word sequences</w:t>
+      </w:r>
+      <w:r>
+        <w:t xml:space="preserve"> from the </w:t>
+      </w:r>
+      <w:proofErr w:type="spellStart"/>
+      <w:r>
+        <w:t>sacrebleu</w:t>
+      </w:r>
+      <w:proofErr w:type="spellEnd"/>
+      <w:r>
+        <w:t xml:space="preserve"> library</w:t>
+      </w:r>
+      <w:r>
+        <w:t>. A higher score indicates better translation quality.</w:t>
+      </w:r>
+    </w:p>
+    <w:p>
+      <w:pPr>
+        <w:jc w:val="center"/>
+        <w:rPr>
+          <w:i/>
+          <w:sz w:val="16"/>
+        </w:rPr>
+      </w:pPr>
+      <w:r>
+        <w:rPr>
+          <w:rStyle w:val="Figure"/>
+        </w:rPr>
+        <w:t xml:space="preserve">Figure </w:t>
+      </w:r>
+      <w:r>
+        <w:rPr>
+          <w:rStyle w:val="Figure"/>
+        </w:rPr>
+        <w:t>8</w:t>
+      </w:r>
+      <w:proofErr w:type="gramStart"/>
+      <w:r>
+        <w:rPr>
+          <w:rStyle w:val="Figure"/>
+        </w:rPr>
+        <w:t>:</w:t>
+      </w:r>
+      <w:r>
+        <w:rPr>
+          <w:rStyle w:val="Heading1Char"/>
+        </w:rPr>
+        <w:t xml:space="preserve"> </w:t>
+      </w:r>
+      <w:r>
+        <w:rPr>
+          <w:rStyle w:val="Figure"/>
+        </w:rPr>
+        <w:t>:</w:t>
+      </w:r>
+      <w:proofErr w:type="gramEnd"/>
+      <w:r>
+        <w:rPr>
+          <w:rStyle w:val="Figure"/>
+        </w:rPr>
+        <w:t xml:space="preserve"> Distribution of </w:t>
+      </w:r>
+      <w:r>
+        <w:rPr>
+          <w:rStyle w:val="Figure"/>
+        </w:rPr>
+        <w:t>BLEU (</w:t>
+      </w:r>
+      <w:proofErr w:type="spellStart"/>
+      <w:r>
+        <w:rPr>
+          <w:rStyle w:val="Figure"/>
+        </w:rPr>
+        <w:t>sacrebleu</w:t>
+      </w:r>
+      <w:proofErr w:type="spellEnd"/>
+      <w:r>
+        <w:rPr>
+          <w:rStyle w:val="Figure"/>
+        </w:rPr>
+        <w:t>)</w:t>
+      </w:r>
+      <w:r>
+        <w:rPr>
+          <w:rStyle w:val="Figure"/>
+        </w:rPr>
+        <w:t xml:space="preserve"> on 1.9 million records of context-question-answer</w:t>
+      </w:r>
+    </w:p>
+    <w:p>
+      <w:r>
+        <w:drawing>
+          <wp:inline distT="0" distB="0" distL="0" distR="0" wp14:anchorId="4A2F9A34" wp14:editId="4D008EDC">
+            <wp:extent cx="5268060" cy="4115374"/>
+            <wp:effectExtent l="0" t="0" r="8890" b="0"/>
+            <wp:docPr id="1561594667" name="Picture 1" descr="A graph with numbers and a bar graph&#10;&#10;AI-generated content may be incorrect."/>
+            <wp:cNvGraphicFramePr>
+              <a:graphicFrameLocks xmlns:a="http://schemas.openxmlformats.org/drawingml/2006/main" noChangeAspect="1"/>
+            </wp:cNvGraphicFramePr>
+            <a:graphic xmlns:a="http://schemas.openxmlformats.org/drawingml/2006/main">
+              <a:graphicData uri="http://schemas.openxmlformats.org/drawingml/2006/picture">
+                <pic:pic xmlns:pic="http://schemas.openxmlformats.org/drawingml/2006/picture">
+                  <pic:nvPicPr>
+                    <pic:cNvPr id="1561594667" name="Picture 1" descr="A graph with numbers and a bar graph&#10;&#10;AI-generated content may be incorrect."/>
+                    <pic:cNvPicPr/>
+                  </pic:nvPicPr>
+                  <pic:blipFill>
+                    <a:blip r:embed="rId12"/>
+                    <a:stretch>
+                      <a:fillRect/>
+                    </a:stretch>
+                  </pic:blipFill>
+                  <pic:spPr>
+                    <a:xfrm>
+                      <a:off x="0" y="0"/>
+                      <a:ext cx="5268060" cy="4115374"/>
+                    </a:xfrm>
+                    <a:prstGeom prst="rect">
+                      <a:avLst/>
+                    </a:prstGeom>
+                  </pic:spPr>
+                </pic:pic>
+              </a:graphicData>
+            </a:graphic>
+          </wp:inline>
+        </w:drawing>
+      </w:r>
+    </w:p>
+    <w:p>
+      <w:pPr>
+        <w:rPr>
+          <w:b/>
+          <w:bCs/>
+        </w:rPr>
+      </w:pPr>
+      <w:r>
+        <w:rPr>
+          <w:b/>
+          <w:bCs/>
+        </w:rPr>
+        <w:br w:type="page"/>
+      </w:r>
+    </w:p>
+    <w:p>
+      <w:r>
+        <w:rPr>
+          <w:b/>
+          <w:bCs/>
+        </w:rPr>
+        <w:lastRenderedPageBreak/>
+        <w:t>CHRF (Character n-gram F-score):</w:t>
+      </w:r>
+      <w:r>
+        <w:t xml:space="preserve"> Measures the similarity between a generated text and a reference text by looking at the overlap of character sequences. A higher score indicates greater similarity.</w:t>
+      </w:r>
+    </w:p>
+    <w:p>
+      <w:pPr>
+        <w:jc w:val="center"/>
+      </w:pPr>
+      <w:r>
+        <w:rPr>
+          <w:rStyle w:val="Figure"/>
+        </w:rPr>
+        <w:t xml:space="preserve">Figure </w:t>
+      </w:r>
+      <w:r>
+        <w:rPr>
+          <w:rStyle w:val="Figure"/>
+        </w:rPr>
+        <w:t>9</w:t>
+      </w:r>
+      <w:proofErr w:type="gramStart"/>
+      <w:r>
+        <w:rPr>
+          <w:rStyle w:val="Figure"/>
+        </w:rPr>
+        <w:t>:</w:t>
+      </w:r>
+      <w:r>
+        <w:rPr>
+          <w:rStyle w:val="Heading1Char"/>
+        </w:rPr>
+        <w:t xml:space="preserve"> </w:t>
+      </w:r>
+      <w:r>
+        <w:rPr>
+          <w:rStyle w:val="Figure"/>
+        </w:rPr>
+        <w:t>:</w:t>
+      </w:r>
+      <w:proofErr w:type="gramEnd"/>
+      <w:r>
+        <w:rPr>
+          <w:rStyle w:val="Figure"/>
+        </w:rPr>
+        <w:t xml:space="preserve"> Distribution </w:t>
+      </w:r>
+      <w:r>
+        <w:rPr>
+          <w:rStyle w:val="Figure"/>
+        </w:rPr>
+        <w:t>of CHRF</w:t>
+      </w:r>
+      <w:r>
+        <w:rPr>
+          <w:rStyle w:val="Figure"/>
+        </w:rPr>
+        <w:t xml:space="preserve"> on 1.9 million records of context-question-answer</w:t>
+      </w:r>
+    </w:p>
+    <w:p>
+      <w:r>
+        <w:drawing>
+          <wp:inline distT="0" distB="0" distL="0" distR="0" wp14:anchorId="6F68D2D3" wp14:editId="2392B24B">
+            <wp:extent cx="5506218" cy="4105848"/>
+            <wp:effectExtent l="0" t="0" r="0" b="9525"/>
+            <wp:docPr id="96298248" name="Picture 1" descr="A graph with numbers and symbols&#10;&#10;AI-generated content may be incorrect."/>
+            <wp:cNvGraphicFramePr>
+              <a:graphicFrameLocks xmlns:a="http://schemas.openxmlformats.org/drawingml/2006/main" noChangeAspect="1"/>
+            </wp:cNvGraphicFramePr>
+            <a:graphic xmlns:a="http://schemas.openxmlformats.org/drawingml/2006/main">
+              <a:graphicData uri="http://schemas.openxmlformats.org/drawingml/2006/picture">
+                <pic:pic xmlns:pic="http://schemas.openxmlformats.org/drawingml/2006/picture">
+                  <pic:nvPicPr>
+                    <pic:cNvPr id="96298248" name="Picture 1" descr="A graph with numbers and symbols&#10;&#10;AI-generated content may be incorrect."/>
+                    <pic:cNvPicPr/>
+                  </pic:nvPicPr>
+                  <pic:blipFill>
+                    <a:blip r:embed="rId13"/>
+                    <a:stretch>
+                      <a:fillRect/>
+                    </a:stretch>
+                  </pic:blipFill>
+                  <pic:spPr>
+                    <a:xfrm>
+                      <a:off x="0" y="0"/>
+                      <a:ext cx="5506218" cy="4105848"/>
+                    </a:xfrm>
+                    <a:prstGeom prst="rect">
+                      <a:avLst/>
+                    </a:prstGeom>
+                  </pic:spPr>
+                </pic:pic>
+              </a:graphicData>
+            </a:graphic>
+          </wp:inline>
+        </w:drawing>
+      </w:r>
+    </w:p>
+    <w:p>
+      <w:pPr>
+        <w:rPr>
+          <w:b/>
+          <w:bCs/>
+        </w:rPr>
+      </w:pPr>
+      <w:r>
+        <w:rPr>
+          <w:b/>
+          <w:bCs/>
+        </w:rPr>
+        <w:br w:type="page"/>
+      </w:r>
+    </w:p>
+    <w:p>
+      <w:r>
+        <w:rPr>
+          <w:b/>
+          <w:bCs/>
+        </w:rPr>
+        <w:lastRenderedPageBreak/>
+        <w:t>TF-IDF Cosine Similarity:</w:t>
+      </w:r>
+      <w:r>
+        <w:t xml:space="preserve"> Measures the similarity between two texts by comparing the cosine of their TF-IDF vector representations. TF-IDF weighs words by their frequency in the document and across all documents. A higher score (closer to 1) indicates greater similarity.</w:t>
+      </w:r>
+    </w:p>
+    <w:p>
+      <w:pPr>
+        <w:jc w:val="center"/>
+      </w:pPr>
+      <w:r>
+        <w:rPr>
+          <w:rStyle w:val="Figure"/>
+        </w:rPr>
+        <w:t xml:space="preserve">Figure </w:t>
+      </w:r>
+      <w:r>
+        <w:rPr>
+          <w:rStyle w:val="Figure"/>
+        </w:rPr>
+        <w:t>10</w:t>
+      </w:r>
+      <w:proofErr w:type="gramStart"/>
+      <w:r>
+        <w:rPr>
+          <w:rStyle w:val="Figure"/>
+        </w:rPr>
+        <w:t>:</w:t>
+      </w:r>
+      <w:r>
+        <w:rPr>
+          <w:rStyle w:val="Heading1Char"/>
+        </w:rPr>
+        <w:t xml:space="preserve"> </w:t>
+      </w:r>
+      <w:r>
+        <w:rPr>
+          <w:rStyle w:val="Figure"/>
+        </w:rPr>
+        <w:t>:</w:t>
+      </w:r>
+      <w:proofErr w:type="gramEnd"/>
+      <w:r>
+        <w:rPr>
+          <w:rStyle w:val="Figure"/>
+        </w:rPr>
+        <w:t xml:space="preserve"> Distribution </w:t>
+      </w:r>
+      <w:r>
+        <w:rPr>
+          <w:rStyle w:val="Figure"/>
+        </w:rPr>
+        <w:t xml:space="preserve">of cosine </w:t>
+      </w:r>
+      <w:proofErr w:type="spellStart"/>
+      <w:r>
+        <w:rPr>
+          <w:rStyle w:val="Figure"/>
+        </w:rPr>
+        <w:t>smilarity</w:t>
+      </w:r>
+      <w:proofErr w:type="spellEnd"/>
+      <w:r>
+        <w:rPr>
+          <w:rStyle w:val="Figure"/>
+        </w:rPr>
+        <w:t xml:space="preserve"> on 1.9 million records of context-question-answer</w:t>
+      </w:r>
+    </w:p>
+    <w:p>
+      <w:r>
+        <w:drawing>
+          <wp:inline distT="0" distB="0" distL="0" distR="0" wp14:anchorId="30DF13E0" wp14:editId="17FBC7F4">
+            <wp:extent cx="5430008" cy="4124901"/>
+            <wp:effectExtent l="0" t="0" r="0" b="9525"/>
+            <wp:docPr id="731505909" name="Picture 1" descr="A graph with a bar graph&#10;&#10;AI-generated content may be incorrect."/>
+            <wp:cNvGraphicFramePr>
+              <a:graphicFrameLocks xmlns:a="http://schemas.openxmlformats.org/drawingml/2006/main" noChangeAspect="1"/>
+            </wp:cNvGraphicFramePr>
+            <a:graphic xmlns:a="http://schemas.openxmlformats.org/drawingml/2006/main">
+              <a:graphicData uri="http://schemas.openxmlformats.org/drawingml/2006/picture">
+                <pic:pic xmlns:pic="http://schemas.openxmlformats.org/drawingml/2006/picture">
+                  <pic:nvPicPr>
+                    <pic:cNvPr id="731505909" name="Picture 1" descr="A graph with a bar graph&#10;&#10;AI-generated content may be incorrect."/>
+                    <pic:cNvPicPr/>
+                  </pic:nvPicPr>
+                  <pic:blipFill>
+                    <a:blip r:embed="rId14"/>
+                    <a:stretch>
+                      <a:fillRect/>
+                    </a:stretch>
+                  </pic:blipFill>
+                  <pic:spPr>
+                    <a:xfrm>
+                      <a:off x="0" y="0"/>
+                      <a:ext cx="5430008" cy="4124901"/>
+                    </a:xfrm>
+                    <a:prstGeom prst="rect">
+                      <a:avLst/>
+                    </a:prstGeom>
+                  </pic:spPr>
+                </pic:pic>
+              </a:graphicData>
+            </a:graphic>
+          </wp:inline>
+        </w:drawing>
+      </w:r>
+    </w:p>
+    <w:p>
+      <w:pPr>
+        <w:rPr>
+          <w:b/>
+          <w:bCs/>
+        </w:rPr>
+      </w:pPr>
+      <w:r>
+        <w:rPr>
+          <w:b/>
+          <w:bCs/>
+        </w:rPr>
+        <w:br w:type="page"/>
+      </w:r>
+    </w:p>
+    <w:p>
+      <w:r>
+        <w:rPr>
+          <w:b/>
+          <w:bCs/>
+        </w:rPr>
+        <w:lastRenderedPageBreak/>
+        <w:t>NLTK BLEU:</w:t>
+      </w:r>
+      <w:r>
+        <w:t xml:space="preserve"> The BLEU score calculation as implemented in the NLTK library. Measures the similarity of a generated text to one or more reference translations. A higher score indicates better translation quality</w:t>
+      </w:r>
+      <w:r>
+        <w:t>.</w:t>
+      </w:r>
+    </w:p>
+    <w:p>
+      <w:pPr>
+        <w:jc w:val="center"/>
+      </w:pPr>
+      <w:r>
+        <w:rPr>
+          <w:rStyle w:val="Figure"/>
+        </w:rPr>
+        <w:t xml:space="preserve">Figure </w:t>
+      </w:r>
+      <w:r>
+        <w:rPr>
+          <w:rStyle w:val="Figure"/>
+        </w:rPr>
+        <w:t>1</w:t>
+      </w:r>
+      <w:r>
+        <w:rPr>
+          <w:rStyle w:val="Figure"/>
+        </w:rPr>
+        <w:t>1</w:t>
+      </w:r>
+      <w:proofErr w:type="gramStart"/>
+      <w:r>
+        <w:rPr>
+          <w:rStyle w:val="Figure"/>
+        </w:rPr>
+        <w:t>:</w:t>
+      </w:r>
+      <w:r>
+        <w:rPr>
+          <w:rStyle w:val="Heading1Char"/>
+        </w:rPr>
+        <w:t xml:space="preserve"> </w:t>
+      </w:r>
+      <w:r>
+        <w:rPr>
+          <w:rStyle w:val="Figure"/>
+        </w:rPr>
+        <w:t>:</w:t>
+      </w:r>
+      <w:proofErr w:type="gramEnd"/>
+      <w:r>
+        <w:rPr>
+          <w:rStyle w:val="Figure"/>
+        </w:rPr>
+        <w:t xml:space="preserve"> Distribution </w:t>
+      </w:r>
+      <w:r>
+        <w:rPr>
+          <w:rStyle w:val="Figure"/>
+        </w:rPr>
+        <w:t xml:space="preserve">of </w:t>
+      </w:r>
+      <w:r>
+        <w:rPr>
+          <w:rStyle w:val="Figure"/>
+        </w:rPr>
+        <w:t xml:space="preserve">NLTK </w:t>
+      </w:r>
+      <w:proofErr w:type="gramStart"/>
+      <w:r>
+        <w:rPr>
+          <w:rStyle w:val="Figure"/>
+        </w:rPr>
+        <w:t>bleu</w:t>
+      </w:r>
+      <w:proofErr w:type="gramEnd"/>
+      <w:r>
+        <w:rPr>
+          <w:rStyle w:val="Figure"/>
+        </w:rPr>
+        <w:t xml:space="preserve"> on 1.9 million records of context-question-answer</w:t>
+      </w:r>
+    </w:p>
+    <w:p>
+      <w:r>
+        <w:drawing>
+          <wp:inline distT="0" distB="0" distL="0" distR="0" wp14:anchorId="7AD04578" wp14:editId="3ABE18ED">
+            <wp:extent cx="5258534" cy="4105848"/>
+            <wp:effectExtent l="0" t="0" r="0" b="9525"/>
+            <wp:docPr id="1239228303" name="Picture 1" descr="A graph with blue and green lines&#10;&#10;AI-generated content may be incorrect."/>
+            <wp:cNvGraphicFramePr>
+              <a:graphicFrameLocks xmlns:a="http://schemas.openxmlformats.org/drawingml/2006/main" noChangeAspect="1"/>
+            </wp:cNvGraphicFramePr>
+            <a:graphic xmlns:a="http://schemas.openxmlformats.org/drawingml/2006/main">
+              <a:graphicData uri="http://schemas.openxmlformats.org/drawingml/2006/picture">
+                <pic:pic xmlns:pic="http://schemas.openxmlformats.org/drawingml/2006/picture">
+                  <pic:nvPicPr>
+                    <pic:cNvPr id="1239228303" name="Picture 1" descr="A graph with blue and green lines&#10;&#10;AI-generated content may be incorrect."/>
+                    <pic:cNvPicPr/>
+                  </pic:nvPicPr>
+                  <pic:blipFill>
+                    <a:blip r:embed="rId15"/>
+                    <a:stretch>
+                      <a:fillRect/>
+                    </a:stretch>
+                  </pic:blipFill>
+                  <pic:spPr>
+                    <a:xfrm>
+                      <a:off x="0" y="0"/>
+                      <a:ext cx="5258534" cy="4105848"/>
+                    </a:xfrm>
+                    <a:prstGeom prst="rect">
+                      <a:avLst/>
+                    </a:prstGeom>
+                  </pic:spPr>
+                </pic:pic>
+              </a:graphicData>
+            </a:graphic>
+          </wp:inline>
+        </w:drawing>
+      </w:r>
+    </w:p>
+    <w:p>
+      <w:pPr>
+        <w:rPr>
+          <w:b/>
+          <w:bCs/>
+        </w:rPr>
+      </w:pPr>
+      <w:r>
+        <w:rPr>
+          <w:b/>
+          <w:bCs/>
+        </w:rPr>
+        <w:br w:type="page"/>
+      </w:r>
+    </w:p>
+    <w:p>
+      <w:proofErr w:type="spellStart"/>
+      <w:r>
+        <w:rPr>
+          <w:b/>
+          <w:bCs/>
+        </w:rPr>
+        <w:lastRenderedPageBreak/>
+        <w:t>s</w:t>
+      </w:r>
+      <w:r>
+        <w:rPr>
+          <w:b/>
+          <w:bCs/>
+        </w:rPr>
+        <w:t>B</w:t>
+      </w:r>
+      <w:r>
+        <w:rPr>
+          <w:b/>
+          <w:bCs/>
+        </w:rPr>
+        <w:t>E</w:t>
+      </w:r>
+      <w:r>
+        <w:rPr>
+          <w:b/>
+          <w:bCs/>
+        </w:rPr>
+        <w:t>RT</w:t>
+      </w:r>
+      <w:proofErr w:type="spellEnd"/>
+      <w:r>
+        <w:rPr>
+          <w:b/>
+          <w:bCs/>
+        </w:rPr>
+        <w:t xml:space="preserve"> Similarity</w:t>
+      </w:r>
+      <w:r>
+        <w:rPr>
+          <w:b/>
+          <w:bCs/>
+        </w:rPr>
+        <w:t xml:space="preserve"> (</w:t>
+      </w:r>
+      <w:proofErr w:type="spellStart"/>
+      <w:r>
+        <w:rPr>
+          <w:b/>
+          <w:bCs/>
+        </w:rPr>
+        <w:t>sBERT</w:t>
+      </w:r>
+      <w:proofErr w:type="spellEnd"/>
+      <w:r>
+        <w:rPr>
+          <w:b/>
+          <w:bCs/>
+        </w:rPr>
+        <w:t>)</w:t>
+      </w:r>
+      <w:r>
+        <w:rPr>
+          <w:b/>
+          <w:bCs/>
+        </w:rPr>
+        <w:t>:</w:t>
+      </w:r>
+      <w:r>
+        <w:t xml:space="preserve"> </w:t>
+      </w:r>
+      <w:r>
+        <w:t>Measures the semantic similarity between two texts using Sentence-BERT (</w:t>
+      </w:r>
+      <w:proofErr w:type="spellStart"/>
+      <w:r>
+        <w:t>sBERT</w:t>
+      </w:r>
+      <w:proofErr w:type="spellEnd"/>
+      <w:r>
+        <w:t xml:space="preserve">) embeddings. BERT (Bidirectional Encoder Representations from Transformers) is a transformer-based neural network model that learns to represent the meaning of words in context. </w:t>
+      </w:r>
+      <w:proofErr w:type="spellStart"/>
+      <w:r>
+        <w:t>sBERT</w:t>
+      </w:r>
+      <w:proofErr w:type="spellEnd"/>
+      <w:r>
+        <w:t xml:space="preserve"> is a modification of BERT that is optimized for generating sentence embeddings. The embeddings capture the meaning of the input texts, and cosine similarity measures the similarity between these embeddings. A higher score (closer to 1) indicates greater semantic similarity.</w:t>
+      </w:r>
+    </w:p>
+    <w:p>
+      <w:pPr>
+        <w:jc w:val="center"/>
+      </w:pPr>
+      <w:r>
+        <w:rPr>
+          <w:rStyle w:val="Figure"/>
+        </w:rPr>
+        <w:t xml:space="preserve">Figure </w:t>
+      </w:r>
+      <w:r>
+        <w:rPr>
+          <w:rStyle w:val="Figure"/>
+        </w:rPr>
+        <w:t>1</w:t>
+      </w:r>
+      <w:r>
+        <w:rPr>
+          <w:rStyle w:val="Figure"/>
+        </w:rPr>
+        <w:t>2</w:t>
+      </w:r>
+      <w:proofErr w:type="gramStart"/>
+      <w:r>
+        <w:rPr>
+          <w:rStyle w:val="Figure"/>
+        </w:rPr>
+        <w:t>:</w:t>
+      </w:r>
+      <w:r>
+        <w:rPr>
+          <w:rStyle w:val="Heading1Char"/>
+        </w:rPr>
+        <w:t xml:space="preserve"> </w:t>
+      </w:r>
+      <w:r>
+        <w:rPr>
+          <w:rStyle w:val="Figure"/>
+        </w:rPr>
+        <w:t>:</w:t>
+      </w:r>
+      <w:proofErr w:type="gramEnd"/>
+      <w:r>
+        <w:rPr>
+          <w:rStyle w:val="Figure"/>
+        </w:rPr>
+        <w:t xml:space="preserve"> Distribution </w:t>
+      </w:r>
+      <w:r>
+        <w:rPr>
+          <w:rStyle w:val="Figure"/>
+        </w:rPr>
+        <w:t xml:space="preserve">of </w:t>
+      </w:r>
+      <w:proofErr w:type="spellStart"/>
+      <w:r>
+        <w:rPr>
+          <w:rStyle w:val="Figure"/>
+        </w:rPr>
+        <w:t>sBERT</w:t>
+      </w:r>
+      <w:proofErr w:type="spellEnd"/>
+      <w:r>
+        <w:rPr>
+          <w:rStyle w:val="Figure"/>
+        </w:rPr>
+        <w:t xml:space="preserve"> on 1.9 million records of context-question-answer</w:t>
+      </w:r>
+    </w:p>
+    <w:p>
+      <w:r>
+        <w:drawing>
+          <wp:inline distT="0" distB="0" distL="0" distR="0" wp14:anchorId="4E6BC2BE" wp14:editId="7B517F05">
+            <wp:extent cx="5487166" cy="4115374"/>
+            <wp:effectExtent l="0" t="0" r="0" b="0"/>
+            <wp:docPr id="2065738723" name="Picture 1" descr="A graph with numbers and a graph&#10;&#10;AI-generated content may be incorrect."/>
+            <wp:cNvGraphicFramePr>
+              <a:graphicFrameLocks xmlns:a="http://schemas.openxmlformats.org/drawingml/2006/main" noChangeAspect="1"/>
+            </wp:cNvGraphicFramePr>
+            <a:graphic xmlns:a="http://schemas.openxmlformats.org/drawingml/2006/main">
+              <a:graphicData uri="http://schemas.openxmlformats.org/drawingml/2006/picture">
+                <pic:pic xmlns:pic="http://schemas.openxmlformats.org/drawingml/2006/picture">
+                  <pic:nvPicPr>
+                    <pic:cNvPr id="2065738723" name="Picture 1" descr="A graph with numbers and a graph&#10;&#10;AI-generated content may be incorrect."/>
+                    <pic:cNvPicPr/>
+                  </pic:nvPicPr>
+                  <pic:blipFill>
+                    <a:blip r:embed="rId16"/>
+                    <a:stretch>
+                      <a:fillRect/>
+                    </a:stretch>
+                  </pic:blipFill>
+                  <pic:spPr>
+                    <a:xfrm>
+                      <a:off x="0" y="0"/>
+                      <a:ext cx="5487166" cy="4115374"/>
+                    </a:xfrm>
+                    <a:prstGeom prst="rect">
+                      <a:avLst/>
+                    </a:prstGeom>
+                  </pic:spPr>
+                </pic:pic>
+              </a:graphicData>
+            </a:graphic>
+          </wp:inline>
+        </w:drawing>
+      </w:r>
+    </w:p>
+    <w:p>
+      <w:r>
         <w:t>Additional metrics from the Ragas package were considered, however these are very time-consuming to calculate and not feasible to implement on 1.9 million records.</w:t>
+      </w:r>
+    </w:p>
+    <w:p>
+      <w:r>
+        <w:t xml:space="preserve">Data is available here: </w:t>
+      </w:r>
+      <w:hyperlink r:id="rId17" w:history="1">
+        <w:r>
+          <w:rPr>
+            <w:rStyle w:val="Hyperlink"/>
+          </w:rPr>
+          <w:t>https://huggingface.co/datasets/onyxsarah/ASU_website/blob/main/6_scrored.csv</w:t>
+        </w:r>
+      </w:hyperlink>
+      <w:r>
+        <w:t xml:space="preserve"> </w:t>
       </w:r>
     </w:p>
     <w:p>
@@ -287,7 +2059,7 @@
         <w:pStyle w:val="Heading2"/>
       </w:pPr>
       <w:r>
-        <w:t>Approach:</w:t>
+        <w:t>Approach</w:t>
       </w:r>
     </w:p>
     <w:p>
@@ -316,16 +2088,45 @@
         </w:numPr>
       </w:pPr>
       <w:r>
-        <w:t>Look at the impact in the other metrics</w:t>
+        <w:t xml:space="preserve">Look at the impact </w:t>
+      </w:r>
+      <w:proofErr w:type="gramStart"/>
+      <w:r>
+        <w:t>in</w:t>
+      </w:r>
+      <w:proofErr w:type="gramEnd"/>
+      <w:r>
+        <w:t xml:space="preserve"> the other metrics</w:t>
       </w:r>
     </w:p>
     <w:p>
       <w:r>
         <w:lastRenderedPageBreak/>
-        <w:t xml:space="preserve">For example, a 50% threshold was applies to </w:t>
-      </w:r>
-      <w:r>
-        <w:t>Fuzzywuzzy Similarity Score, so the cut off was 54.  This becomes our filtered data, and we look at the resulting impact on the other metrics (</w:t>
+        <w:t xml:space="preserve">For example, a 50% </w:t>
+      </w:r>
+      <w:proofErr w:type="gramStart"/>
+      <w:r>
+        <w:t>threshold was</w:t>
+      </w:r>
+      <w:proofErr w:type="gramEnd"/>
+      <w:r>
+        <w:t xml:space="preserve"> </w:t>
+      </w:r>
+      <w:proofErr w:type="gramStart"/>
+      <w:r>
+        <w:t>applies</w:t>
+      </w:r>
+      <w:proofErr w:type="gramEnd"/>
+      <w:r>
+        <w:t xml:space="preserve"> to </w:t>
+      </w:r>
+      <w:proofErr w:type="spellStart"/>
+      <w:r>
+        <w:t>Fuzzywuzzy</w:t>
+      </w:r>
+      <w:proofErr w:type="spellEnd"/>
+      <w:r>
+        <w:t xml:space="preserve"> Similarity Score, so the cut off was 54.  This becomes our filtered data, and we look at the resulting impact on the other metrics (</w:t>
       </w:r>
       <w:r>
         <w:t>NLTK</w:t>
@@ -334,13 +2135,26 @@
         <w:t xml:space="preserve"> </w:t>
       </w:r>
       <w:r>
-        <w:t>bleu, sacrebleu</w:t>
-      </w:r>
+        <w:t xml:space="preserve">bleu, </w:t>
+      </w:r>
+      <w:proofErr w:type="spellStart"/>
+      <w:r>
+        <w:t>sacrebleu</w:t>
+      </w:r>
+      <w:proofErr w:type="spellEnd"/>
       <w:r>
         <w:t xml:space="preserve"> </w:t>
       </w:r>
       <w:r>
-        <w:t>bleu, Cosine, sBURT, FSCORE</w:t>
+        <w:t xml:space="preserve">bleu, Cosine, </w:t>
+      </w:r>
+      <w:proofErr w:type="spellStart"/>
+      <w:r>
+        <w:t>sBURT</w:t>
+      </w:r>
+      <w:proofErr w:type="spellEnd"/>
+      <w:r>
+        <w:t>, FSCORE</w:t>
       </w:r>
       <w:r>
         <w:t xml:space="preserve"> </w:t>
@@ -352,8 +2166,21 @@
         <w:t>1</w:t>
       </w:r>
       <w:r>
-        <w:t>, rouge2, rougeL, rougeLsum</w:t>
-      </w:r>
+        <w:t xml:space="preserve">, rouge2, </w:t>
+      </w:r>
+      <w:proofErr w:type="spellStart"/>
+      <w:r>
+        <w:t>rougeL</w:t>
+      </w:r>
+      <w:proofErr w:type="spellEnd"/>
+      <w:r>
+        <w:t xml:space="preserve">, </w:t>
+      </w:r>
+      <w:proofErr w:type="spellStart"/>
+      <w:r>
+        <w:t>rougeLsum</w:t>
+      </w:r>
+      <w:proofErr w:type="spellEnd"/>
       <w:r>
         <w:t>) for their minimum value and median value.</w:t>
       </w:r>
@@ -365,7 +2192,31 @@
         </w:rPr>
       </w:pPr>
       <w:r>
-        <w:t>The results for the minimum and median value for each 50% threshold applied is reported in table 1 and 2.  The values reported are the percentile change in the minimum and median. The following equation was used to calculate the percent change:</w:t>
+        <w:t xml:space="preserve">The results for the minimum and median value for each 50% threshold applied </w:t>
+      </w:r>
+      <w:proofErr w:type="gramStart"/>
+      <w:r>
+        <w:t>is</w:t>
+      </w:r>
+      <w:proofErr w:type="gramEnd"/>
+      <w:r>
+        <w:t xml:space="preserve"> reported in table 1 and 2</w:t>
+      </w:r>
+      <w:proofErr w:type="gramStart"/>
+      <w:r>
+        <w:t>.  The</w:t>
+      </w:r>
+      <w:proofErr w:type="gramEnd"/>
+      <w:r>
+        <w:t xml:space="preserve"> values reported are the </w:t>
+      </w:r>
+      <w:proofErr w:type="gramStart"/>
+      <w:r>
+        <w:t>percentile</w:t>
+      </w:r>
+      <w:proofErr w:type="gramEnd"/>
+      <w:r>
+        <w:t xml:space="preserve"> change in the minimum and median. The following equation was used to calculate the percent change:</w:t>
       </w:r>
       <w:r>
         <w:br/>
@@ -503,7 +2354,7 @@
         <w:pStyle w:val="Heading1"/>
       </w:pPr>
       <w:r>
-        <w:t>Results:</w:t>
+        <w:t>Results</w:t>
       </w:r>
     </w:p>
     <w:p>
@@ -511,7 +2362,15 @@
         <w:t xml:space="preserve">Table 1: </w:t>
       </w:r>
       <w:r>
-        <w:t>The percent change on the minimum value given a 50% threshold was applied to the metric.</w:t>
+        <w:t xml:space="preserve">The </w:t>
+      </w:r>
+      <w:proofErr w:type="gramStart"/>
+      <w:r>
+        <w:t>percent</w:t>
+      </w:r>
+      <w:proofErr w:type="gramEnd"/>
+      <w:r>
+        <w:t xml:space="preserve"> change on the minimum value given a 50% threshold was applied to the metric.</w:t>
       </w:r>
     </w:p>
     <w:tbl>
@@ -607,6 +2466,8 @@
                 <w:szCs w:val="14"/>
               </w:rPr>
             </w:pPr>
+            <w:proofErr w:type="spellStart"/>
+            <w:proofErr w:type="gramStart"/>
             <w:r>
               <w:rPr>
                 <w:b/>
@@ -614,350 +2475,371 @@
                 <w:sz w:val="14"/>
                 <w:szCs w:val="14"/>
               </w:rPr>
-              <w:t>similarity_score</w:t>
-            </w:r>
-          </w:p>
-        </w:tc>
-        <w:tc>
-          <w:tcPr>
-            <w:tcW w:w="734" w:type="dxa"/>
-            <w:tcBorders>
-              <w:top w:val="outset" w:sz="6" w:space="0" w:color="auto"/>
-              <w:left w:val="outset" w:sz="6" w:space="0" w:color="auto"/>
-              <w:bottom w:val="outset" w:sz="6" w:space="0" w:color="auto"/>
-              <w:right w:val="outset" w:sz="6" w:space="0" w:color="auto"/>
-            </w:tcBorders>
-            <w:tcMar>
-              <w:top w:w="60" w:type="dxa"/>
-              <w:left w:w="120" w:type="dxa"/>
-              <w:bottom w:w="60" w:type="dxa"/>
-              <w:right w:w="120" w:type="dxa"/>
-            </w:tcMar>
-            <w:vAlign w:val="center"/>
-            <w:hideMark/>
-          </w:tcPr>
-          <w:p>
-            <w:pPr>
+              <w:t>similarity</w:t>
+            </w:r>
+            <w:proofErr w:type="gramEnd"/>
+            <w:r>
               <w:rPr>
                 <w:b/>
                 <w:bCs/>
                 <w:sz w:val="14"/>
                 <w:szCs w:val="14"/>
               </w:rPr>
-            </w:pPr>
-            <w:r>
+              <w:t>_score</w:t>
+            </w:r>
+            <w:proofErr w:type="spellEnd"/>
+          </w:p>
+        </w:tc>
+        <w:tc>
+          <w:tcPr>
+            <w:tcW w:w="734" w:type="dxa"/>
+            <w:tcBorders>
+              <w:top w:val="outset" w:sz="6" w:space="0" w:color="auto"/>
+              <w:left w:val="outset" w:sz="6" w:space="0" w:color="auto"/>
+              <w:bottom w:val="outset" w:sz="6" w:space="0" w:color="auto"/>
+              <w:right w:val="outset" w:sz="6" w:space="0" w:color="auto"/>
+            </w:tcBorders>
+            <w:tcMar>
+              <w:top w:w="60" w:type="dxa"/>
+              <w:left w:w="120" w:type="dxa"/>
+              <w:bottom w:w="60" w:type="dxa"/>
+              <w:right w:w="120" w:type="dxa"/>
+            </w:tcMar>
+            <w:vAlign w:val="center"/>
+            <w:hideMark/>
+          </w:tcPr>
+          <w:p>
+            <w:pPr>
               <w:rPr>
                 <w:b/>
                 <w:bCs/>
                 <w:sz w:val="14"/>
                 <w:szCs w:val="14"/>
               </w:rPr>
-              <w:t>NLTK_bleu</w:t>
-            </w:r>
-          </w:p>
-        </w:tc>
-        <w:tc>
-          <w:tcPr>
-            <w:tcW w:w="1306" w:type="dxa"/>
-            <w:tcBorders>
-              <w:top w:val="outset" w:sz="6" w:space="0" w:color="auto"/>
-              <w:left w:val="outset" w:sz="6" w:space="0" w:color="auto"/>
-              <w:bottom w:val="outset" w:sz="6" w:space="0" w:color="auto"/>
-              <w:right w:val="outset" w:sz="6" w:space="0" w:color="auto"/>
-            </w:tcBorders>
-            <w:tcMar>
-              <w:top w:w="60" w:type="dxa"/>
-              <w:left w:w="120" w:type="dxa"/>
-              <w:bottom w:w="60" w:type="dxa"/>
-              <w:right w:w="120" w:type="dxa"/>
-            </w:tcMar>
-            <w:vAlign w:val="center"/>
-            <w:hideMark/>
-          </w:tcPr>
-          <w:p>
-            <w:pPr>
+            </w:pPr>
+            <w:proofErr w:type="spellStart"/>
+            <w:r>
               <w:rPr>
                 <w:b/>
                 <w:bCs/>
                 <w:sz w:val="14"/>
                 <w:szCs w:val="14"/>
               </w:rPr>
-            </w:pPr>
-            <w:r>
+              <w:t>NLTK_bleu</w:t>
+            </w:r>
+            <w:proofErr w:type="spellEnd"/>
+          </w:p>
+        </w:tc>
+        <w:tc>
+          <w:tcPr>
+            <w:tcW w:w="1306" w:type="dxa"/>
+            <w:tcBorders>
+              <w:top w:val="outset" w:sz="6" w:space="0" w:color="auto"/>
+              <w:left w:val="outset" w:sz="6" w:space="0" w:color="auto"/>
+              <w:bottom w:val="outset" w:sz="6" w:space="0" w:color="auto"/>
+              <w:right w:val="outset" w:sz="6" w:space="0" w:color="auto"/>
+            </w:tcBorders>
+            <w:tcMar>
+              <w:top w:w="60" w:type="dxa"/>
+              <w:left w:w="120" w:type="dxa"/>
+              <w:bottom w:w="60" w:type="dxa"/>
+              <w:right w:w="120" w:type="dxa"/>
+            </w:tcMar>
+            <w:vAlign w:val="center"/>
+            <w:hideMark/>
+          </w:tcPr>
+          <w:p>
+            <w:pPr>
               <w:rPr>
                 <w:b/>
                 <w:bCs/>
                 <w:sz w:val="14"/>
                 <w:szCs w:val="14"/>
               </w:rPr>
-              <w:t>sacrebleu_bleu</w:t>
-            </w:r>
-          </w:p>
-        </w:tc>
-        <w:tc>
-          <w:tcPr>
-            <w:tcW w:w="725" w:type="dxa"/>
-            <w:tcBorders>
-              <w:top w:val="outset" w:sz="6" w:space="0" w:color="auto"/>
-              <w:left w:val="outset" w:sz="6" w:space="0" w:color="auto"/>
-              <w:bottom w:val="outset" w:sz="6" w:space="0" w:color="auto"/>
-              <w:right w:val="outset" w:sz="6" w:space="0" w:color="auto"/>
-            </w:tcBorders>
-            <w:tcMar>
-              <w:top w:w="60" w:type="dxa"/>
-              <w:left w:w="120" w:type="dxa"/>
-              <w:bottom w:w="60" w:type="dxa"/>
-              <w:right w:w="120" w:type="dxa"/>
-            </w:tcMar>
-            <w:vAlign w:val="center"/>
-            <w:hideMark/>
-          </w:tcPr>
-          <w:p>
-            <w:pPr>
+            </w:pPr>
+            <w:proofErr w:type="spellStart"/>
+            <w:r>
               <w:rPr>
                 <w:b/>
                 <w:bCs/>
                 <w:sz w:val="14"/>
                 <w:szCs w:val="14"/>
               </w:rPr>
-            </w:pPr>
-            <w:r>
+              <w:t>sacrebleu_bleu</w:t>
+            </w:r>
+            <w:proofErr w:type="spellEnd"/>
+          </w:p>
+        </w:tc>
+        <w:tc>
+          <w:tcPr>
+            <w:tcW w:w="725" w:type="dxa"/>
+            <w:tcBorders>
+              <w:top w:val="outset" w:sz="6" w:space="0" w:color="auto"/>
+              <w:left w:val="outset" w:sz="6" w:space="0" w:color="auto"/>
+              <w:bottom w:val="outset" w:sz="6" w:space="0" w:color="auto"/>
+              <w:right w:val="outset" w:sz="6" w:space="0" w:color="auto"/>
+            </w:tcBorders>
+            <w:tcMar>
+              <w:top w:w="60" w:type="dxa"/>
+              <w:left w:w="120" w:type="dxa"/>
+              <w:bottom w:w="60" w:type="dxa"/>
+              <w:right w:w="120" w:type="dxa"/>
+            </w:tcMar>
+            <w:vAlign w:val="center"/>
+            <w:hideMark/>
+          </w:tcPr>
+          <w:p>
+            <w:pPr>
               <w:rPr>
                 <w:b/>
                 <w:bCs/>
                 <w:sz w:val="14"/>
                 <w:szCs w:val="14"/>
               </w:rPr>
-              <w:t>Cosine</w:t>
-            </w:r>
-          </w:p>
-        </w:tc>
-        <w:tc>
-          <w:tcPr>
-            <w:tcW w:w="689" w:type="dxa"/>
-            <w:tcBorders>
-              <w:top w:val="outset" w:sz="6" w:space="0" w:color="auto"/>
-              <w:left w:val="outset" w:sz="6" w:space="0" w:color="auto"/>
-              <w:bottom w:val="outset" w:sz="6" w:space="0" w:color="auto"/>
-              <w:right w:val="outset" w:sz="6" w:space="0" w:color="auto"/>
-            </w:tcBorders>
-            <w:tcMar>
-              <w:top w:w="60" w:type="dxa"/>
-              <w:left w:w="120" w:type="dxa"/>
-              <w:bottom w:w="60" w:type="dxa"/>
-              <w:right w:w="120" w:type="dxa"/>
-            </w:tcMar>
-            <w:vAlign w:val="center"/>
-            <w:hideMark/>
-          </w:tcPr>
-          <w:p>
-            <w:pPr>
+            </w:pPr>
+            <w:r>
               <w:rPr>
                 <w:b/>
                 <w:bCs/>
                 <w:sz w:val="14"/>
                 <w:szCs w:val="14"/>
               </w:rPr>
-            </w:pPr>
-            <w:r>
+              <w:t>Cosine</w:t>
+            </w:r>
+          </w:p>
+        </w:tc>
+        <w:tc>
+          <w:tcPr>
+            <w:tcW w:w="689" w:type="dxa"/>
+            <w:tcBorders>
+              <w:top w:val="outset" w:sz="6" w:space="0" w:color="auto"/>
+              <w:left w:val="outset" w:sz="6" w:space="0" w:color="auto"/>
+              <w:bottom w:val="outset" w:sz="6" w:space="0" w:color="auto"/>
+              <w:right w:val="outset" w:sz="6" w:space="0" w:color="auto"/>
+            </w:tcBorders>
+            <w:tcMar>
+              <w:top w:w="60" w:type="dxa"/>
+              <w:left w:w="120" w:type="dxa"/>
+              <w:bottom w:w="60" w:type="dxa"/>
+              <w:right w:w="120" w:type="dxa"/>
+            </w:tcMar>
+            <w:vAlign w:val="center"/>
+            <w:hideMark/>
+          </w:tcPr>
+          <w:p>
+            <w:pPr>
               <w:rPr>
                 <w:b/>
                 <w:bCs/>
                 <w:sz w:val="14"/>
                 <w:szCs w:val="14"/>
               </w:rPr>
-              <w:t>sBURT</w:t>
-            </w:r>
-          </w:p>
-        </w:tc>
-        <w:tc>
-          <w:tcPr>
-            <w:tcW w:w="1144" w:type="dxa"/>
-            <w:tcBorders>
-              <w:top w:val="outset" w:sz="6" w:space="0" w:color="auto"/>
-              <w:left w:val="outset" w:sz="6" w:space="0" w:color="auto"/>
-              <w:bottom w:val="outset" w:sz="6" w:space="0" w:color="auto"/>
-              <w:right w:val="outset" w:sz="6" w:space="0" w:color="auto"/>
-            </w:tcBorders>
-            <w:tcMar>
-              <w:top w:w="60" w:type="dxa"/>
-              <w:left w:w="120" w:type="dxa"/>
-              <w:bottom w:w="60" w:type="dxa"/>
-              <w:right w:w="120" w:type="dxa"/>
-            </w:tcMar>
-            <w:vAlign w:val="center"/>
-            <w:hideMark/>
-          </w:tcPr>
-          <w:p>
-            <w:pPr>
+            </w:pPr>
+            <w:proofErr w:type="spellStart"/>
+            <w:r>
               <w:rPr>
                 <w:b/>
                 <w:bCs/>
                 <w:sz w:val="14"/>
                 <w:szCs w:val="14"/>
               </w:rPr>
-            </w:pPr>
-            <w:r>
+              <w:t>sBURT</w:t>
+            </w:r>
+            <w:proofErr w:type="spellEnd"/>
+          </w:p>
+        </w:tc>
+        <w:tc>
+          <w:tcPr>
+            <w:tcW w:w="1144" w:type="dxa"/>
+            <w:tcBorders>
+              <w:top w:val="outset" w:sz="6" w:space="0" w:color="auto"/>
+              <w:left w:val="outset" w:sz="6" w:space="0" w:color="auto"/>
+              <w:bottom w:val="outset" w:sz="6" w:space="0" w:color="auto"/>
+              <w:right w:val="outset" w:sz="6" w:space="0" w:color="auto"/>
+            </w:tcBorders>
+            <w:tcMar>
+              <w:top w:w="60" w:type="dxa"/>
+              <w:left w:w="120" w:type="dxa"/>
+              <w:bottom w:w="60" w:type="dxa"/>
+              <w:right w:w="120" w:type="dxa"/>
+            </w:tcMar>
+            <w:vAlign w:val="center"/>
+            <w:hideMark/>
+          </w:tcPr>
+          <w:p>
+            <w:pPr>
               <w:rPr>
                 <w:b/>
                 <w:bCs/>
                 <w:sz w:val="14"/>
                 <w:szCs w:val="14"/>
               </w:rPr>
-              <w:t>FSCORE_SIM</w:t>
-            </w:r>
-          </w:p>
-        </w:tc>
-        <w:tc>
-          <w:tcPr>
-            <w:tcW w:w="710" w:type="dxa"/>
-            <w:tcBorders>
-              <w:top w:val="outset" w:sz="6" w:space="0" w:color="auto"/>
-              <w:left w:val="outset" w:sz="6" w:space="0" w:color="auto"/>
-              <w:bottom w:val="outset" w:sz="6" w:space="0" w:color="auto"/>
-              <w:right w:val="outset" w:sz="6" w:space="0" w:color="auto"/>
-            </w:tcBorders>
-            <w:tcMar>
-              <w:top w:w="60" w:type="dxa"/>
-              <w:left w:w="120" w:type="dxa"/>
-              <w:bottom w:w="60" w:type="dxa"/>
-              <w:right w:w="120" w:type="dxa"/>
-            </w:tcMar>
-            <w:vAlign w:val="center"/>
-            <w:hideMark/>
-          </w:tcPr>
-          <w:p>
-            <w:pPr>
+            </w:pPr>
+            <w:r>
               <w:rPr>
                 <w:b/>
                 <w:bCs/>
                 <w:sz w:val="14"/>
                 <w:szCs w:val="14"/>
               </w:rPr>
-            </w:pPr>
-            <w:r>
+              <w:t>FSCORE_SIM</w:t>
+            </w:r>
+          </w:p>
+        </w:tc>
+        <w:tc>
+          <w:tcPr>
+            <w:tcW w:w="710" w:type="dxa"/>
+            <w:tcBorders>
+              <w:top w:val="outset" w:sz="6" w:space="0" w:color="auto"/>
+              <w:left w:val="outset" w:sz="6" w:space="0" w:color="auto"/>
+              <w:bottom w:val="outset" w:sz="6" w:space="0" w:color="auto"/>
+              <w:right w:val="outset" w:sz="6" w:space="0" w:color="auto"/>
+            </w:tcBorders>
+            <w:tcMar>
+              <w:top w:w="60" w:type="dxa"/>
+              <w:left w:w="120" w:type="dxa"/>
+              <w:bottom w:w="60" w:type="dxa"/>
+              <w:right w:w="120" w:type="dxa"/>
+            </w:tcMar>
+            <w:vAlign w:val="center"/>
+            <w:hideMark/>
+          </w:tcPr>
+          <w:p>
+            <w:pPr>
               <w:rPr>
                 <w:b/>
                 <w:bCs/>
                 <w:sz w:val="14"/>
                 <w:szCs w:val="14"/>
               </w:rPr>
-              <w:t>rouge1</w:t>
-            </w:r>
-          </w:p>
-        </w:tc>
-        <w:tc>
-          <w:tcPr>
-            <w:tcW w:w="710" w:type="dxa"/>
-            <w:tcBorders>
-              <w:top w:val="outset" w:sz="6" w:space="0" w:color="auto"/>
-              <w:left w:val="outset" w:sz="6" w:space="0" w:color="auto"/>
-              <w:bottom w:val="outset" w:sz="6" w:space="0" w:color="auto"/>
-              <w:right w:val="outset" w:sz="6" w:space="0" w:color="auto"/>
-            </w:tcBorders>
-            <w:tcMar>
-              <w:top w:w="60" w:type="dxa"/>
-              <w:left w:w="120" w:type="dxa"/>
-              <w:bottom w:w="60" w:type="dxa"/>
-              <w:right w:w="120" w:type="dxa"/>
-            </w:tcMar>
-            <w:vAlign w:val="center"/>
-            <w:hideMark/>
-          </w:tcPr>
-          <w:p>
-            <w:pPr>
+            </w:pPr>
+            <w:r>
               <w:rPr>
                 <w:b/>
                 <w:bCs/>
                 <w:sz w:val="14"/>
                 <w:szCs w:val="14"/>
               </w:rPr>
-            </w:pPr>
-            <w:r>
+              <w:t>rouge1</w:t>
+            </w:r>
+          </w:p>
+        </w:tc>
+        <w:tc>
+          <w:tcPr>
+            <w:tcW w:w="710" w:type="dxa"/>
+            <w:tcBorders>
+              <w:top w:val="outset" w:sz="6" w:space="0" w:color="auto"/>
+              <w:left w:val="outset" w:sz="6" w:space="0" w:color="auto"/>
+              <w:bottom w:val="outset" w:sz="6" w:space="0" w:color="auto"/>
+              <w:right w:val="outset" w:sz="6" w:space="0" w:color="auto"/>
+            </w:tcBorders>
+            <w:tcMar>
+              <w:top w:w="60" w:type="dxa"/>
+              <w:left w:w="120" w:type="dxa"/>
+              <w:bottom w:w="60" w:type="dxa"/>
+              <w:right w:w="120" w:type="dxa"/>
+            </w:tcMar>
+            <w:vAlign w:val="center"/>
+            <w:hideMark/>
+          </w:tcPr>
+          <w:p>
+            <w:pPr>
               <w:rPr>
                 <w:b/>
                 <w:bCs/>
                 <w:sz w:val="14"/>
                 <w:szCs w:val="14"/>
               </w:rPr>
-              <w:t>rouge2</w:t>
-            </w:r>
-          </w:p>
-        </w:tc>
-        <w:tc>
-          <w:tcPr>
-            <w:tcW w:w="707" w:type="dxa"/>
-            <w:tcBorders>
-              <w:top w:val="outset" w:sz="6" w:space="0" w:color="auto"/>
-              <w:left w:val="outset" w:sz="6" w:space="0" w:color="auto"/>
-              <w:bottom w:val="outset" w:sz="6" w:space="0" w:color="auto"/>
-              <w:right w:val="outset" w:sz="6" w:space="0" w:color="auto"/>
-            </w:tcBorders>
-            <w:tcMar>
-              <w:top w:w="60" w:type="dxa"/>
-              <w:left w:w="120" w:type="dxa"/>
-              <w:bottom w:w="60" w:type="dxa"/>
-              <w:right w:w="120" w:type="dxa"/>
-            </w:tcMar>
-            <w:vAlign w:val="center"/>
-            <w:hideMark/>
-          </w:tcPr>
-          <w:p>
-            <w:pPr>
+            </w:pPr>
+            <w:r>
               <w:rPr>
                 <w:b/>
                 <w:bCs/>
                 <w:sz w:val="14"/>
                 <w:szCs w:val="14"/>
               </w:rPr>
-            </w:pPr>
-            <w:r>
+              <w:t>rouge2</w:t>
+            </w:r>
+          </w:p>
+        </w:tc>
+        <w:tc>
+          <w:tcPr>
+            <w:tcW w:w="707" w:type="dxa"/>
+            <w:tcBorders>
+              <w:top w:val="outset" w:sz="6" w:space="0" w:color="auto"/>
+              <w:left w:val="outset" w:sz="6" w:space="0" w:color="auto"/>
+              <w:bottom w:val="outset" w:sz="6" w:space="0" w:color="auto"/>
+              <w:right w:val="outset" w:sz="6" w:space="0" w:color="auto"/>
+            </w:tcBorders>
+            <w:tcMar>
+              <w:top w:w="60" w:type="dxa"/>
+              <w:left w:w="120" w:type="dxa"/>
+              <w:bottom w:w="60" w:type="dxa"/>
+              <w:right w:w="120" w:type="dxa"/>
+            </w:tcMar>
+            <w:vAlign w:val="center"/>
+            <w:hideMark/>
+          </w:tcPr>
+          <w:p>
+            <w:pPr>
               <w:rPr>
                 <w:b/>
                 <w:bCs/>
                 <w:sz w:val="14"/>
                 <w:szCs w:val="14"/>
               </w:rPr>
-              <w:t>rougeL</w:t>
-            </w:r>
-          </w:p>
-        </w:tc>
-        <w:tc>
-          <w:tcPr>
-            <w:tcW w:w="1007" w:type="dxa"/>
-            <w:tcBorders>
-              <w:top w:val="outset" w:sz="6" w:space="0" w:color="auto"/>
-              <w:left w:val="outset" w:sz="6" w:space="0" w:color="auto"/>
-              <w:bottom w:val="outset" w:sz="6" w:space="0" w:color="auto"/>
-              <w:right w:val="outset" w:sz="6" w:space="0" w:color="auto"/>
-            </w:tcBorders>
-            <w:tcMar>
-              <w:top w:w="60" w:type="dxa"/>
-              <w:left w:w="120" w:type="dxa"/>
-              <w:bottom w:w="60" w:type="dxa"/>
-              <w:right w:w="120" w:type="dxa"/>
-            </w:tcMar>
-            <w:vAlign w:val="center"/>
-            <w:hideMark/>
-          </w:tcPr>
-          <w:p>
-            <w:pPr>
+            </w:pPr>
+            <w:proofErr w:type="spellStart"/>
+            <w:r>
               <w:rPr>
                 <w:b/>
                 <w:bCs/>
                 <w:sz w:val="14"/>
                 <w:szCs w:val="14"/>
               </w:rPr>
-            </w:pPr>
-            <w:r>
+              <w:t>rougeL</w:t>
+            </w:r>
+            <w:proofErr w:type="spellEnd"/>
+          </w:p>
+        </w:tc>
+        <w:tc>
+          <w:tcPr>
+            <w:tcW w:w="1007" w:type="dxa"/>
+            <w:tcBorders>
+              <w:top w:val="outset" w:sz="6" w:space="0" w:color="auto"/>
+              <w:left w:val="outset" w:sz="6" w:space="0" w:color="auto"/>
+              <w:bottom w:val="outset" w:sz="6" w:space="0" w:color="auto"/>
+              <w:right w:val="outset" w:sz="6" w:space="0" w:color="auto"/>
+            </w:tcBorders>
+            <w:tcMar>
+              <w:top w:w="60" w:type="dxa"/>
+              <w:left w:w="120" w:type="dxa"/>
+              <w:bottom w:w="60" w:type="dxa"/>
+              <w:right w:w="120" w:type="dxa"/>
+            </w:tcMar>
+            <w:vAlign w:val="center"/>
+            <w:hideMark/>
+          </w:tcPr>
+          <w:p>
+            <w:pPr>
               <w:rPr>
                 <w:b/>
                 <w:bCs/>
                 <w:sz w:val="14"/>
                 <w:szCs w:val="14"/>
               </w:rPr>
+            </w:pPr>
+            <w:proofErr w:type="spellStart"/>
+            <w:r>
+              <w:rPr>
+                <w:b/>
+                <w:bCs/>
+                <w:sz w:val="14"/>
+                <w:szCs w:val="14"/>
+              </w:rPr>
               <w:t>rougeLsum</w:t>
             </w:r>
+            <w:proofErr w:type="spellEnd"/>
           </w:p>
         </w:tc>
       </w:tr>
@@ -982,6 +2864,8 @@
                 <w:szCs w:val="14"/>
               </w:rPr>
             </w:pPr>
+            <w:proofErr w:type="spellStart"/>
+            <w:proofErr w:type="gramStart"/>
             <w:r>
               <w:rPr>
                 <w:b/>
@@ -989,8 +2873,19 @@
                 <w:sz w:val="14"/>
                 <w:szCs w:val="14"/>
               </w:rPr>
-              <w:t>similarity_score</w:t>
-            </w:r>
+              <w:t>similarity</w:t>
+            </w:r>
+            <w:proofErr w:type="gramEnd"/>
+            <w:r>
+              <w:rPr>
+                <w:b/>
+                <w:bCs/>
+                <w:sz w:val="14"/>
+                <w:szCs w:val="14"/>
+              </w:rPr>
+              <w:t>_score</w:t>
+            </w:r>
+            <w:proofErr w:type="spellEnd"/>
           </w:p>
         </w:tc>
         <w:tc>
@@ -1355,6 +3250,7 @@
                 <w:szCs w:val="14"/>
               </w:rPr>
             </w:pPr>
+            <w:proofErr w:type="spellStart"/>
             <w:r>
               <w:rPr>
                 <w:b/>
@@ -1364,6 +3260,7 @@
               </w:rPr>
               <w:t>NLTK_bleu</w:t>
             </w:r>
+            <w:proofErr w:type="spellEnd"/>
           </w:p>
         </w:tc>
         <w:tc>
@@ -1728,6 +3625,7 @@
                 <w:szCs w:val="14"/>
               </w:rPr>
             </w:pPr>
+            <w:proofErr w:type="spellStart"/>
             <w:r>
               <w:rPr>
                 <w:b/>
@@ -1737,6 +3635,7 @@
               </w:rPr>
               <w:t>sacrebleu_bleu</w:t>
             </w:r>
+            <w:proofErr w:type="spellEnd"/>
           </w:p>
         </w:tc>
         <w:tc>
@@ -2474,6 +4373,7 @@
                 <w:szCs w:val="14"/>
               </w:rPr>
             </w:pPr>
+            <w:proofErr w:type="spellStart"/>
             <w:r>
               <w:rPr>
                 <w:b/>
@@ -2483,6 +4383,7 @@
               </w:rPr>
               <w:t>sBURT</w:t>
             </w:r>
+            <w:proofErr w:type="spellEnd"/>
           </w:p>
         </w:tc>
         <w:tc>
@@ -3966,6 +5867,7 @@
                 <w:szCs w:val="14"/>
               </w:rPr>
             </w:pPr>
+            <w:proofErr w:type="spellStart"/>
             <w:r>
               <w:rPr>
                 <w:b/>
@@ -3975,6 +5877,7 @@
               </w:rPr>
               <w:t>rougeL</w:t>
             </w:r>
+            <w:proofErr w:type="spellEnd"/>
           </w:p>
         </w:tc>
         <w:tc>
@@ -4339,6 +6242,7 @@
                 <w:szCs w:val="14"/>
               </w:rPr>
             </w:pPr>
+            <w:proofErr w:type="spellStart"/>
             <w:r>
               <w:rPr>
                 <w:b/>
@@ -4348,6 +6252,7 @@
               </w:rPr>
               <w:t>rougeLsum</w:t>
             </w:r>
+            <w:proofErr w:type="spellEnd"/>
           </w:p>
         </w:tc>
         <w:tc>
@@ -4698,13 +6603,7 @@
         <w:t xml:space="preserve">Table 2: </w:t>
       </w:r>
       <w:r>
-        <w:t xml:space="preserve">The percent change on the </w:t>
-      </w:r>
-      <w:r>
-        <w:t>median</w:t>
-      </w:r>
-      <w:r>
-        <w:t xml:space="preserve"> value given a 50% threshold was applied to the metric.</w:t>
+        <w:t>The percent change on the median value given a 50% threshold was applied to the metric.</w:t>
       </w:r>
     </w:p>
     <w:tbl>
@@ -4798,6 +6697,8 @@
                 <w:szCs w:val="14"/>
               </w:rPr>
             </w:pPr>
+            <w:proofErr w:type="spellStart"/>
+            <w:proofErr w:type="gramStart"/>
             <w:r>
               <w:rPr>
                 <w:b/>
@@ -4805,350 +6706,371 @@
                 <w:sz w:val="14"/>
                 <w:szCs w:val="14"/>
               </w:rPr>
-              <w:t>similarity_score</w:t>
-            </w:r>
-          </w:p>
-        </w:tc>
-        <w:tc>
-          <w:tcPr>
-            <w:tcW w:w="482" w:type="pct"/>
-            <w:tcBorders>
-              <w:top w:val="outset" w:sz="6" w:space="0" w:color="auto"/>
-              <w:left w:val="outset" w:sz="6" w:space="0" w:color="auto"/>
-              <w:bottom w:val="outset" w:sz="6" w:space="0" w:color="auto"/>
-              <w:right w:val="outset" w:sz="6" w:space="0" w:color="auto"/>
-            </w:tcBorders>
-            <w:tcMar>
-              <w:top w:w="60" w:type="dxa"/>
-              <w:left w:w="120" w:type="dxa"/>
-              <w:bottom w:w="60" w:type="dxa"/>
-              <w:right w:w="120" w:type="dxa"/>
-            </w:tcMar>
-            <w:vAlign w:val="center"/>
-            <w:hideMark/>
-          </w:tcPr>
-          <w:p>
-            <w:pPr>
+              <w:t>similarity</w:t>
+            </w:r>
+            <w:proofErr w:type="gramEnd"/>
+            <w:r>
               <w:rPr>
                 <w:b/>
                 <w:bCs/>
                 <w:sz w:val="14"/>
                 <w:szCs w:val="14"/>
               </w:rPr>
-            </w:pPr>
-            <w:r>
+              <w:t>_score</w:t>
+            </w:r>
+            <w:proofErr w:type="spellEnd"/>
+          </w:p>
+        </w:tc>
+        <w:tc>
+          <w:tcPr>
+            <w:tcW w:w="482" w:type="pct"/>
+            <w:tcBorders>
+              <w:top w:val="outset" w:sz="6" w:space="0" w:color="auto"/>
+              <w:left w:val="outset" w:sz="6" w:space="0" w:color="auto"/>
+              <w:bottom w:val="outset" w:sz="6" w:space="0" w:color="auto"/>
+              <w:right w:val="outset" w:sz="6" w:space="0" w:color="auto"/>
+            </w:tcBorders>
+            <w:tcMar>
+              <w:top w:w="60" w:type="dxa"/>
+              <w:left w:w="120" w:type="dxa"/>
+              <w:bottom w:w="60" w:type="dxa"/>
+              <w:right w:w="120" w:type="dxa"/>
+            </w:tcMar>
+            <w:vAlign w:val="center"/>
+            <w:hideMark/>
+          </w:tcPr>
+          <w:p>
+            <w:pPr>
               <w:rPr>
                 <w:b/>
                 <w:bCs/>
                 <w:sz w:val="14"/>
                 <w:szCs w:val="14"/>
               </w:rPr>
-              <w:t>NLTK_bleu</w:t>
-            </w:r>
-          </w:p>
-        </w:tc>
-        <w:tc>
-          <w:tcPr>
-            <w:tcW w:w="626" w:type="pct"/>
-            <w:tcBorders>
-              <w:top w:val="outset" w:sz="6" w:space="0" w:color="auto"/>
-              <w:left w:val="outset" w:sz="6" w:space="0" w:color="auto"/>
-              <w:bottom w:val="outset" w:sz="6" w:space="0" w:color="auto"/>
-              <w:right w:val="outset" w:sz="6" w:space="0" w:color="auto"/>
-            </w:tcBorders>
-            <w:tcMar>
-              <w:top w:w="60" w:type="dxa"/>
-              <w:left w:w="120" w:type="dxa"/>
-              <w:bottom w:w="60" w:type="dxa"/>
-              <w:right w:w="120" w:type="dxa"/>
-            </w:tcMar>
-            <w:vAlign w:val="center"/>
-            <w:hideMark/>
-          </w:tcPr>
-          <w:p>
-            <w:pPr>
+            </w:pPr>
+            <w:proofErr w:type="spellStart"/>
+            <w:r>
               <w:rPr>
                 <w:b/>
                 <w:bCs/>
                 <w:sz w:val="14"/>
                 <w:szCs w:val="14"/>
               </w:rPr>
-            </w:pPr>
-            <w:r>
+              <w:t>NLTK_bleu</w:t>
+            </w:r>
+            <w:proofErr w:type="spellEnd"/>
+          </w:p>
+        </w:tc>
+        <w:tc>
+          <w:tcPr>
+            <w:tcW w:w="626" w:type="pct"/>
+            <w:tcBorders>
+              <w:top w:val="outset" w:sz="6" w:space="0" w:color="auto"/>
+              <w:left w:val="outset" w:sz="6" w:space="0" w:color="auto"/>
+              <w:bottom w:val="outset" w:sz="6" w:space="0" w:color="auto"/>
+              <w:right w:val="outset" w:sz="6" w:space="0" w:color="auto"/>
+            </w:tcBorders>
+            <w:tcMar>
+              <w:top w:w="60" w:type="dxa"/>
+              <w:left w:w="120" w:type="dxa"/>
+              <w:bottom w:w="60" w:type="dxa"/>
+              <w:right w:w="120" w:type="dxa"/>
+            </w:tcMar>
+            <w:vAlign w:val="center"/>
+            <w:hideMark/>
+          </w:tcPr>
+          <w:p>
+            <w:pPr>
               <w:rPr>
                 <w:b/>
                 <w:bCs/>
                 <w:sz w:val="14"/>
                 <w:szCs w:val="14"/>
               </w:rPr>
-              <w:t>sacrebleu_bleu</w:t>
-            </w:r>
-          </w:p>
-        </w:tc>
-        <w:tc>
-          <w:tcPr>
-            <w:tcW w:w="393" w:type="pct"/>
-            <w:tcBorders>
-              <w:top w:val="outset" w:sz="6" w:space="0" w:color="auto"/>
-              <w:left w:val="outset" w:sz="6" w:space="0" w:color="auto"/>
-              <w:bottom w:val="outset" w:sz="6" w:space="0" w:color="auto"/>
-              <w:right w:val="outset" w:sz="6" w:space="0" w:color="auto"/>
-            </w:tcBorders>
-            <w:tcMar>
-              <w:top w:w="60" w:type="dxa"/>
-              <w:left w:w="120" w:type="dxa"/>
-              <w:bottom w:w="60" w:type="dxa"/>
-              <w:right w:w="120" w:type="dxa"/>
-            </w:tcMar>
-            <w:vAlign w:val="center"/>
-            <w:hideMark/>
-          </w:tcPr>
-          <w:p>
-            <w:pPr>
+            </w:pPr>
+            <w:proofErr w:type="spellStart"/>
+            <w:r>
               <w:rPr>
                 <w:b/>
                 <w:bCs/>
                 <w:sz w:val="14"/>
                 <w:szCs w:val="14"/>
               </w:rPr>
-            </w:pPr>
-            <w:r>
+              <w:t>sacrebleu_bleu</w:t>
+            </w:r>
+            <w:proofErr w:type="spellEnd"/>
+          </w:p>
+        </w:tc>
+        <w:tc>
+          <w:tcPr>
+            <w:tcW w:w="393" w:type="pct"/>
+            <w:tcBorders>
+              <w:top w:val="outset" w:sz="6" w:space="0" w:color="auto"/>
+              <w:left w:val="outset" w:sz="6" w:space="0" w:color="auto"/>
+              <w:bottom w:val="outset" w:sz="6" w:space="0" w:color="auto"/>
+              <w:right w:val="outset" w:sz="6" w:space="0" w:color="auto"/>
+            </w:tcBorders>
+            <w:tcMar>
+              <w:top w:w="60" w:type="dxa"/>
+              <w:left w:w="120" w:type="dxa"/>
+              <w:bottom w:w="60" w:type="dxa"/>
+              <w:right w:w="120" w:type="dxa"/>
+            </w:tcMar>
+            <w:vAlign w:val="center"/>
+            <w:hideMark/>
+          </w:tcPr>
+          <w:p>
+            <w:pPr>
               <w:rPr>
                 <w:b/>
                 <w:bCs/>
                 <w:sz w:val="14"/>
                 <w:szCs w:val="14"/>
               </w:rPr>
-              <w:t>Cosine</w:t>
-            </w:r>
-          </w:p>
-        </w:tc>
-        <w:tc>
-          <w:tcPr>
-            <w:tcW w:w="335" w:type="pct"/>
-            <w:tcBorders>
-              <w:top w:val="outset" w:sz="6" w:space="0" w:color="auto"/>
-              <w:left w:val="outset" w:sz="6" w:space="0" w:color="auto"/>
-              <w:bottom w:val="outset" w:sz="6" w:space="0" w:color="auto"/>
-              <w:right w:val="outset" w:sz="6" w:space="0" w:color="auto"/>
-            </w:tcBorders>
-            <w:tcMar>
-              <w:top w:w="60" w:type="dxa"/>
-              <w:left w:w="120" w:type="dxa"/>
-              <w:bottom w:w="60" w:type="dxa"/>
-              <w:right w:w="120" w:type="dxa"/>
-            </w:tcMar>
-            <w:vAlign w:val="center"/>
-            <w:hideMark/>
-          </w:tcPr>
-          <w:p>
-            <w:pPr>
+            </w:pPr>
+            <w:r>
               <w:rPr>
                 <w:b/>
                 <w:bCs/>
                 <w:sz w:val="14"/>
                 <w:szCs w:val="14"/>
               </w:rPr>
-            </w:pPr>
-            <w:r>
+              <w:t>Cosine</w:t>
+            </w:r>
+          </w:p>
+        </w:tc>
+        <w:tc>
+          <w:tcPr>
+            <w:tcW w:w="335" w:type="pct"/>
+            <w:tcBorders>
+              <w:top w:val="outset" w:sz="6" w:space="0" w:color="auto"/>
+              <w:left w:val="outset" w:sz="6" w:space="0" w:color="auto"/>
+              <w:bottom w:val="outset" w:sz="6" w:space="0" w:color="auto"/>
+              <w:right w:val="outset" w:sz="6" w:space="0" w:color="auto"/>
+            </w:tcBorders>
+            <w:tcMar>
+              <w:top w:w="60" w:type="dxa"/>
+              <w:left w:w="120" w:type="dxa"/>
+              <w:bottom w:w="60" w:type="dxa"/>
+              <w:right w:w="120" w:type="dxa"/>
+            </w:tcMar>
+            <w:vAlign w:val="center"/>
+            <w:hideMark/>
+          </w:tcPr>
+          <w:p>
+            <w:pPr>
               <w:rPr>
                 <w:b/>
                 <w:bCs/>
                 <w:sz w:val="14"/>
                 <w:szCs w:val="14"/>
               </w:rPr>
-              <w:t>sBURT</w:t>
-            </w:r>
-          </w:p>
-        </w:tc>
-        <w:tc>
-          <w:tcPr>
-            <w:tcW w:w="546" w:type="pct"/>
-            <w:tcBorders>
-              <w:top w:val="outset" w:sz="6" w:space="0" w:color="auto"/>
-              <w:left w:val="outset" w:sz="6" w:space="0" w:color="auto"/>
-              <w:bottom w:val="outset" w:sz="6" w:space="0" w:color="auto"/>
-              <w:right w:val="outset" w:sz="6" w:space="0" w:color="auto"/>
-            </w:tcBorders>
-            <w:tcMar>
-              <w:top w:w="60" w:type="dxa"/>
-              <w:left w:w="120" w:type="dxa"/>
-              <w:bottom w:w="60" w:type="dxa"/>
-              <w:right w:w="120" w:type="dxa"/>
-            </w:tcMar>
-            <w:vAlign w:val="center"/>
-            <w:hideMark/>
-          </w:tcPr>
-          <w:p>
-            <w:pPr>
+            </w:pPr>
+            <w:proofErr w:type="spellStart"/>
+            <w:r>
               <w:rPr>
                 <w:b/>
                 <w:bCs/>
                 <w:sz w:val="14"/>
                 <w:szCs w:val="14"/>
               </w:rPr>
-            </w:pPr>
-            <w:r>
+              <w:t>sBURT</w:t>
+            </w:r>
+            <w:proofErr w:type="spellEnd"/>
+          </w:p>
+        </w:tc>
+        <w:tc>
+          <w:tcPr>
+            <w:tcW w:w="546" w:type="pct"/>
+            <w:tcBorders>
+              <w:top w:val="outset" w:sz="6" w:space="0" w:color="auto"/>
+              <w:left w:val="outset" w:sz="6" w:space="0" w:color="auto"/>
+              <w:bottom w:val="outset" w:sz="6" w:space="0" w:color="auto"/>
+              <w:right w:val="outset" w:sz="6" w:space="0" w:color="auto"/>
+            </w:tcBorders>
+            <w:tcMar>
+              <w:top w:w="60" w:type="dxa"/>
+              <w:left w:w="120" w:type="dxa"/>
+              <w:bottom w:w="60" w:type="dxa"/>
+              <w:right w:w="120" w:type="dxa"/>
+            </w:tcMar>
+            <w:vAlign w:val="center"/>
+            <w:hideMark/>
+          </w:tcPr>
+          <w:p>
+            <w:pPr>
               <w:rPr>
                 <w:b/>
                 <w:bCs/>
                 <w:sz w:val="14"/>
                 <w:szCs w:val="14"/>
               </w:rPr>
-              <w:t>FSCORE_SIM</w:t>
-            </w:r>
-          </w:p>
-        </w:tc>
-        <w:tc>
-          <w:tcPr>
-            <w:tcW w:w="346" w:type="pct"/>
-            <w:tcBorders>
-              <w:top w:val="outset" w:sz="6" w:space="0" w:color="auto"/>
-              <w:left w:val="outset" w:sz="6" w:space="0" w:color="auto"/>
-              <w:bottom w:val="outset" w:sz="6" w:space="0" w:color="auto"/>
-              <w:right w:val="outset" w:sz="6" w:space="0" w:color="auto"/>
-            </w:tcBorders>
-            <w:tcMar>
-              <w:top w:w="60" w:type="dxa"/>
-              <w:left w:w="120" w:type="dxa"/>
-              <w:bottom w:w="60" w:type="dxa"/>
-              <w:right w:w="120" w:type="dxa"/>
-            </w:tcMar>
-            <w:vAlign w:val="center"/>
-            <w:hideMark/>
-          </w:tcPr>
-          <w:p>
-            <w:pPr>
+            </w:pPr>
+            <w:r>
               <w:rPr>
                 <w:b/>
                 <w:bCs/>
                 <w:sz w:val="14"/>
                 <w:szCs w:val="14"/>
               </w:rPr>
-            </w:pPr>
-            <w:r>
+              <w:t>FSCORE_SIM</w:t>
+            </w:r>
+          </w:p>
+        </w:tc>
+        <w:tc>
+          <w:tcPr>
+            <w:tcW w:w="346" w:type="pct"/>
+            <w:tcBorders>
+              <w:top w:val="outset" w:sz="6" w:space="0" w:color="auto"/>
+              <w:left w:val="outset" w:sz="6" w:space="0" w:color="auto"/>
+              <w:bottom w:val="outset" w:sz="6" w:space="0" w:color="auto"/>
+              <w:right w:val="outset" w:sz="6" w:space="0" w:color="auto"/>
+            </w:tcBorders>
+            <w:tcMar>
+              <w:top w:w="60" w:type="dxa"/>
+              <w:left w:w="120" w:type="dxa"/>
+              <w:bottom w:w="60" w:type="dxa"/>
+              <w:right w:w="120" w:type="dxa"/>
+            </w:tcMar>
+            <w:vAlign w:val="center"/>
+            <w:hideMark/>
+          </w:tcPr>
+          <w:p>
+            <w:pPr>
               <w:rPr>
                 <w:b/>
                 <w:bCs/>
                 <w:sz w:val="14"/>
                 <w:szCs w:val="14"/>
               </w:rPr>
-              <w:t>rouge1</w:t>
-            </w:r>
-          </w:p>
-        </w:tc>
-        <w:tc>
-          <w:tcPr>
-            <w:tcW w:w="346" w:type="pct"/>
-            <w:tcBorders>
-              <w:top w:val="outset" w:sz="6" w:space="0" w:color="auto"/>
-              <w:left w:val="outset" w:sz="6" w:space="0" w:color="auto"/>
-              <w:bottom w:val="outset" w:sz="6" w:space="0" w:color="auto"/>
-              <w:right w:val="outset" w:sz="6" w:space="0" w:color="auto"/>
-            </w:tcBorders>
-            <w:tcMar>
-              <w:top w:w="60" w:type="dxa"/>
-              <w:left w:w="120" w:type="dxa"/>
-              <w:bottom w:w="60" w:type="dxa"/>
-              <w:right w:w="120" w:type="dxa"/>
-            </w:tcMar>
-            <w:vAlign w:val="center"/>
-            <w:hideMark/>
-          </w:tcPr>
-          <w:p>
-            <w:pPr>
+            </w:pPr>
+            <w:r>
               <w:rPr>
                 <w:b/>
                 <w:bCs/>
                 <w:sz w:val="14"/>
                 <w:szCs w:val="14"/>
               </w:rPr>
-            </w:pPr>
-            <w:r>
+              <w:t>rouge1</w:t>
+            </w:r>
+          </w:p>
+        </w:tc>
+        <w:tc>
+          <w:tcPr>
+            <w:tcW w:w="346" w:type="pct"/>
+            <w:tcBorders>
+              <w:top w:val="outset" w:sz="6" w:space="0" w:color="auto"/>
+              <w:left w:val="outset" w:sz="6" w:space="0" w:color="auto"/>
+              <w:bottom w:val="outset" w:sz="6" w:space="0" w:color="auto"/>
+              <w:right w:val="outset" w:sz="6" w:space="0" w:color="auto"/>
+            </w:tcBorders>
+            <w:tcMar>
+              <w:top w:w="60" w:type="dxa"/>
+              <w:left w:w="120" w:type="dxa"/>
+              <w:bottom w:w="60" w:type="dxa"/>
+              <w:right w:w="120" w:type="dxa"/>
+            </w:tcMar>
+            <w:vAlign w:val="center"/>
+            <w:hideMark/>
+          </w:tcPr>
+          <w:p>
+            <w:pPr>
               <w:rPr>
                 <w:b/>
                 <w:bCs/>
                 <w:sz w:val="14"/>
                 <w:szCs w:val="14"/>
               </w:rPr>
-              <w:t>rouge2</w:t>
-            </w:r>
-          </w:p>
-        </w:tc>
-        <w:tc>
-          <w:tcPr>
-            <w:tcW w:w="344" w:type="pct"/>
-            <w:tcBorders>
-              <w:top w:val="outset" w:sz="6" w:space="0" w:color="auto"/>
-              <w:left w:val="outset" w:sz="6" w:space="0" w:color="auto"/>
-              <w:bottom w:val="outset" w:sz="6" w:space="0" w:color="auto"/>
-              <w:right w:val="outset" w:sz="6" w:space="0" w:color="auto"/>
-            </w:tcBorders>
-            <w:tcMar>
-              <w:top w:w="60" w:type="dxa"/>
-              <w:left w:w="120" w:type="dxa"/>
-              <w:bottom w:w="60" w:type="dxa"/>
-              <w:right w:w="120" w:type="dxa"/>
-            </w:tcMar>
-            <w:vAlign w:val="center"/>
-            <w:hideMark/>
-          </w:tcPr>
-          <w:p>
-            <w:pPr>
+            </w:pPr>
+            <w:r>
               <w:rPr>
                 <w:b/>
                 <w:bCs/>
                 <w:sz w:val="14"/>
                 <w:szCs w:val="14"/>
               </w:rPr>
-            </w:pPr>
-            <w:r>
+              <w:t>rouge2</w:t>
+            </w:r>
+          </w:p>
+        </w:tc>
+        <w:tc>
+          <w:tcPr>
+            <w:tcW w:w="344" w:type="pct"/>
+            <w:tcBorders>
+              <w:top w:val="outset" w:sz="6" w:space="0" w:color="auto"/>
+              <w:left w:val="outset" w:sz="6" w:space="0" w:color="auto"/>
+              <w:bottom w:val="outset" w:sz="6" w:space="0" w:color="auto"/>
+              <w:right w:val="outset" w:sz="6" w:space="0" w:color="auto"/>
+            </w:tcBorders>
+            <w:tcMar>
+              <w:top w:w="60" w:type="dxa"/>
+              <w:left w:w="120" w:type="dxa"/>
+              <w:bottom w:w="60" w:type="dxa"/>
+              <w:right w:w="120" w:type="dxa"/>
+            </w:tcMar>
+            <w:vAlign w:val="center"/>
+            <w:hideMark/>
+          </w:tcPr>
+          <w:p>
+            <w:pPr>
               <w:rPr>
                 <w:b/>
                 <w:bCs/>
                 <w:sz w:val="14"/>
                 <w:szCs w:val="14"/>
               </w:rPr>
-              <w:t>rougeL</w:t>
-            </w:r>
-          </w:p>
-        </w:tc>
-        <w:tc>
-          <w:tcPr>
-            <w:tcW w:w="479" w:type="pct"/>
-            <w:tcBorders>
-              <w:top w:val="outset" w:sz="6" w:space="0" w:color="auto"/>
-              <w:left w:val="outset" w:sz="6" w:space="0" w:color="auto"/>
-              <w:bottom w:val="outset" w:sz="6" w:space="0" w:color="auto"/>
-              <w:right w:val="outset" w:sz="6" w:space="0" w:color="auto"/>
-            </w:tcBorders>
-            <w:tcMar>
-              <w:top w:w="60" w:type="dxa"/>
-              <w:left w:w="120" w:type="dxa"/>
-              <w:bottom w:w="60" w:type="dxa"/>
-              <w:right w:w="120" w:type="dxa"/>
-            </w:tcMar>
-            <w:vAlign w:val="center"/>
-            <w:hideMark/>
-          </w:tcPr>
-          <w:p>
-            <w:pPr>
+            </w:pPr>
+            <w:proofErr w:type="spellStart"/>
+            <w:r>
               <w:rPr>
                 <w:b/>
                 <w:bCs/>
                 <w:sz w:val="14"/>
                 <w:szCs w:val="14"/>
               </w:rPr>
-            </w:pPr>
-            <w:r>
+              <w:t>rougeL</w:t>
+            </w:r>
+            <w:proofErr w:type="spellEnd"/>
+          </w:p>
+        </w:tc>
+        <w:tc>
+          <w:tcPr>
+            <w:tcW w:w="479" w:type="pct"/>
+            <w:tcBorders>
+              <w:top w:val="outset" w:sz="6" w:space="0" w:color="auto"/>
+              <w:left w:val="outset" w:sz="6" w:space="0" w:color="auto"/>
+              <w:bottom w:val="outset" w:sz="6" w:space="0" w:color="auto"/>
+              <w:right w:val="outset" w:sz="6" w:space="0" w:color="auto"/>
+            </w:tcBorders>
+            <w:tcMar>
+              <w:top w:w="60" w:type="dxa"/>
+              <w:left w:w="120" w:type="dxa"/>
+              <w:bottom w:w="60" w:type="dxa"/>
+              <w:right w:w="120" w:type="dxa"/>
+            </w:tcMar>
+            <w:vAlign w:val="center"/>
+            <w:hideMark/>
+          </w:tcPr>
+          <w:p>
+            <w:pPr>
               <w:rPr>
                 <w:b/>
                 <w:bCs/>
                 <w:sz w:val="14"/>
                 <w:szCs w:val="14"/>
               </w:rPr>
+            </w:pPr>
+            <w:proofErr w:type="spellStart"/>
+            <w:r>
+              <w:rPr>
+                <w:b/>
+                <w:bCs/>
+                <w:sz w:val="14"/>
+                <w:szCs w:val="14"/>
+              </w:rPr>
               <w:t>rougeLsum</w:t>
             </w:r>
+            <w:proofErr w:type="spellEnd"/>
           </w:p>
         </w:tc>
       </w:tr>
@@ -5173,6 +7095,8 @@
                 <w:szCs w:val="14"/>
               </w:rPr>
             </w:pPr>
+            <w:proofErr w:type="spellStart"/>
+            <w:proofErr w:type="gramStart"/>
             <w:r>
               <w:rPr>
                 <w:b/>
@@ -5180,8 +7104,19 @@
                 <w:sz w:val="14"/>
                 <w:szCs w:val="14"/>
               </w:rPr>
-              <w:t>similarity_score</w:t>
-            </w:r>
+              <w:t>similarity</w:t>
+            </w:r>
+            <w:proofErr w:type="gramEnd"/>
+            <w:r>
+              <w:rPr>
+                <w:b/>
+                <w:bCs/>
+                <w:sz w:val="14"/>
+                <w:szCs w:val="14"/>
+              </w:rPr>
+              <w:t>_score</w:t>
+            </w:r>
+            <w:proofErr w:type="spellEnd"/>
           </w:p>
         </w:tc>
         <w:tc>
@@ -5546,6 +7481,7 @@
                 <w:szCs w:val="14"/>
               </w:rPr>
             </w:pPr>
+            <w:proofErr w:type="spellStart"/>
             <w:r>
               <w:rPr>
                 <w:b/>
@@ -5555,6 +7491,7 @@
               </w:rPr>
               <w:t>NLTK_bleu</w:t>
             </w:r>
+            <w:proofErr w:type="spellEnd"/>
           </w:p>
         </w:tc>
         <w:tc>
@@ -5919,6 +7856,7 @@
                 <w:szCs w:val="14"/>
               </w:rPr>
             </w:pPr>
+            <w:proofErr w:type="spellStart"/>
             <w:r>
               <w:rPr>
                 <w:b/>
@@ -5928,6 +7866,7 @@
               </w:rPr>
               <w:t>sacrebleu_bleu</w:t>
             </w:r>
+            <w:proofErr w:type="spellEnd"/>
           </w:p>
         </w:tc>
         <w:tc>
@@ -6665,6 +8604,7 @@
                 <w:szCs w:val="14"/>
               </w:rPr>
             </w:pPr>
+            <w:proofErr w:type="spellStart"/>
             <w:r>
               <w:rPr>
                 <w:b/>
@@ -6674,6 +8614,7 @@
               </w:rPr>
               <w:t>sBURT</w:t>
             </w:r>
+            <w:proofErr w:type="spellEnd"/>
           </w:p>
         </w:tc>
         <w:tc>
@@ -8157,6 +10098,7 @@
                 <w:szCs w:val="14"/>
               </w:rPr>
             </w:pPr>
+            <w:proofErr w:type="spellStart"/>
             <w:r>
               <w:rPr>
                 <w:b/>
@@ -8166,6 +10108,7 @@
               </w:rPr>
               <w:t>rougeL</w:t>
             </w:r>
+            <w:proofErr w:type="spellEnd"/>
           </w:p>
         </w:tc>
         <w:tc>
@@ -8530,6 +10473,7 @@
                 <w:szCs w:val="14"/>
               </w:rPr>
             </w:pPr>
+            <w:proofErr w:type="spellStart"/>
             <w:r>
               <w:rPr>
                 <w:b/>
@@ -8539,6 +10483,7 @@
               </w:rPr>
               <w:t>rougeLsum</w:t>
             </w:r>
+            <w:proofErr w:type="spellEnd"/>
           </w:p>
         </w:tc>
         <w:tc>
@@ -8889,28 +10834,28 @@
         <w:pStyle w:val="Heading1"/>
       </w:pPr>
       <w:r>
-        <w:t>Conclusions:</w:t>
+        <w:t>Conclusions</w:t>
       </w:r>
     </w:p>
     <w:p>
       <w:r>
-        <w:t>NLTK Bleu and Sacre Bleu are both steeply log-normal in their distributions (skewed normal distribution) with NLTK Bleu behaving more discreetly than continuous in nature (so when a threshold is applied the behavior is very erratic).</w:t>
-      </w:r>
-    </w:p>
-    <w:p>
-      <w:r>
-        <w:t>RogueL and RogueLsum appear to be linearly related (as expected) and both metrics do not need to be considered.</w:t>
-      </w:r>
-    </w:p>
-    <w:p>
-      <w:r>
-        <w:t>F Score Similarity has the biggest impact on each of the metrics minimum values (table 1).</w:t>
-      </w:r>
-    </w:p>
-    <w:p>
-      <w:r>
-        <w:lastRenderedPageBreak/>
-        <w:t>Rogue 2 has the biggest impact across the median value of all the other metrics (table 2).</w:t>
+        <w:t xml:space="preserve">In summary, NLTK Bleu and Sacre Bleu exhibit steeply skewed distributions, with NLTK Bleu demonstrating more discrete behavior and consequently, erratic sensitivity to data filtering. </w:t>
+      </w:r>
+      <w:proofErr w:type="spellStart"/>
+      <w:r>
+        <w:t>RougeL</w:t>
+      </w:r>
+      <w:proofErr w:type="spellEnd"/>
+      <w:r>
+        <w:t xml:space="preserve"> and </w:t>
+      </w:r>
+      <w:proofErr w:type="spellStart"/>
+      <w:r>
+        <w:t>RougeLsum</w:t>
+      </w:r>
+      <w:proofErr w:type="spellEnd"/>
+      <w:r>
+        <w:t xml:space="preserve"> are strongly correlated, suggesting redundancy. F-Score Similarity has the greatest influence on the minimum values of other metrics, while Rouge 2 most significantly impacts their median values. Therefore, to create a high-quality "golden" dataset, data filtering should prioritize Rouge 2 and F-Score Similarity.</w:t>
       </w:r>
     </w:p>
     <w:sectPr>
@@ -10006,7 +11951,7 @@
   <w:style w:type="paragraph" w:default="1" w:styleId="Normal">
     <w:name w:val="Normal"/>
     <w:qFormat/>
-    <w:rsid w:val="00C01C9E"/>
+    <w:rsid w:val="009A7EBC"/>
   </w:style>
   <w:style w:type="paragraph" w:styleId="Heading1">
     <w:name w:val="heading 1"/>
@@ -10531,6 +12476,42 @@
       <w:color w:val="666666"/>
     </w:rPr>
   </w:style>
+  <w:style w:type="character" w:styleId="Hyperlink">
+    <w:name w:val="Hyperlink"/>
+    <w:basedOn w:val="DefaultParagraphFont"/>
+    <w:uiPriority w:val="99"/>
+    <w:unhideWhenUsed/>
+    <w:rsid w:val="00647863"/>
+    <w:rPr>
+      <w:color w:val="467886" w:themeColor="hyperlink"/>
+      <w:u w:val="single"/>
+    </w:rPr>
+  </w:style>
+  <w:style w:type="character" w:styleId="UnresolvedMention">
+    <w:name w:val="Unresolved Mention"/>
+    <w:basedOn w:val="DefaultParagraphFont"/>
+    <w:uiPriority w:val="99"/>
+    <w:semiHidden/>
+    <w:unhideWhenUsed/>
+    <w:rsid w:val="00647863"/>
+    <w:rPr>
+      <w:color w:val="605E5C"/>
+      <w:shd w:val="clear" w:color="auto" w:fill="E1DFDD"/>
+    </w:rPr>
+  </w:style>
+  <w:style w:type="character" w:customStyle="1" w:styleId="Figure">
+    <w:name w:val="Figure"/>
+    <w:basedOn w:val="DefaultParagraphFont"/>
+    <w:uiPriority w:val="1"/>
+    <w:qFormat/>
+    <w:rsid w:val="00544083"/>
+    <w:rPr>
+      <w:rFonts w:asciiTheme="minorHAnsi" w:hAnsiTheme="minorHAnsi"/>
+      <w:i/>
+      <w:color w:val="auto"/>
+      <w:sz w:val="16"/>
+    </w:rPr>
+  </w:style>
 </w:styles>
 </file>
 
